--- a/nep/docx/018.content.docx
+++ b/nep/docx/018.content.docx
@@ -293,18 +293,12 @@
         </w:rPr>
         <w:t xml:space="preserve"> शब्दको अर्थ भलाई, दया वा </w:t>
       </w:r>
-      <w:hyperlink r:id="rId13">
-        <w:r>
-          <w:rPr>
-            <w:lang w:val="ne_NP" w:bidi="ne_NP"/>
-          </w:rPr>
-          <w:rPr>
-            <w:color w:val="0000EE"/>
-            <w:u w:val="single"/>
-          </w:rPr>
-          <w:t>करूणा</w:t>
-        </w:r>
-      </w:hyperlink>
+      <w:r>
+        <w:rPr>
+          <w:lang w:val="ne_NP" w:bidi="ne_NP"/>
+        </w:rPr>
+        <w:t>करूणा</w:t>
+      </w:r>
       <w:r>
         <w:rPr>
           <w:lang w:val="ne_NP" w:bidi="ne_NP"/>
@@ -381,133 +375,1275 @@
       </w:r>
       <w:r>
         <w:rPr>
+          <w:lang w:val="ne_NP" w:bidi="ne_NP"/>
+        </w:rPr>
+        <w:t>क्षमा</w:t>
+      </w:r>
+      <w:r>
+        <w:rPr>
+          <w:lang w:val="ne_NP" w:bidi="ne_NP"/>
+        </w:rPr>
+        <w:t xml:space="preserve"> गरून भनेर अनुरोध गर्नु हो।</w:t>
+      </w:r>
+    </w:p>
+    <w:p>
+      <w:pPr/>
+      <w:r>
+        <w:rPr>
+          <w:lang w:val="ne_NP" w:bidi="ne_NP"/>
+        </w:rPr>
+      </w:r>
+      <w:r>
+        <w:rPr>
+          <w:lang w:val="ne_NP" w:bidi="ne_NP"/>
+        </w:rPr>
+        <w:t xml:space="preserve">बाइबलले हामीलाई परमेश्वर </w:t>
+      </w:r>
+      <w:r>
+        <w:rPr>
           <w:b/>
           <w:lang w:val="ne_NP" w:bidi="ne_NP"/>
         </w:rPr>
+        <w:t>दयालु</w:t>
+      </w:r>
+      <w:r>
+        <w:rPr>
+          <w:lang w:val="ne_NP" w:bidi="ne_NP"/>
+        </w:rPr>
+        <w:t xml:space="preserve"> हुनुहुन्छ भनेर देखाउँछ। यसको अर्थ उहाँ दयाले भरिएको हुनुहुन्छ र उहाँ मानिसहरूलाई दया देखाउन चाहनुहुन्छ। परमेश्वर मानिसहरूलाई दया देखाउन चाहनुहुन्छ किनभने उहाँले तिनीहरूलाई धेरै प्रेम गर्नुहुन्छ।</w:t>
+      </w:r>
+    </w:p>
+    <w:p>
+      <w:pPr/>
+      <w:r>
+        <w:rPr>
+          <w:lang w:val="ne_NP" w:bidi="ne_NP"/>
+        </w:rPr>
+      </w:r>
+      <w:r>
+        <w:rPr>
+          <w:lang w:val="ne_NP" w:bidi="ne_NP"/>
+        </w:rPr>
+        <w:t xml:space="preserve">दयाको अर्थ </w:t>
+      </w:r>
+      <w:r>
+        <w:rPr>
+          <w:lang w:val="ne_NP" w:bidi="ne_NP"/>
+        </w:rPr>
+        <w:t>अनुग्रह</w:t>
+      </w:r>
+      <w:r>
+        <w:rPr>
+          <w:lang w:val="ne_NP" w:bidi="ne_NP"/>
+        </w:rPr>
+        <w:t xml:space="preserve"> शब्दको अर्थ जस्तै हुन सक्छ। अनुग्रहको भन्नाले कुनैकुरा प्राप्त गर्न योग्य नभएर पनि प्राप्त गर्नु हो। कृपा र दया सँगै जाँदछ परमेश्वरको </w:t>
+      </w:r>
+      <w:r>
+        <w:rPr>
+          <w:b/>
+          <w:lang w:val="ne_NP" w:bidi="ne_NP"/>
+        </w:rPr>
+        <w:t>दयाको</w:t>
+      </w:r>
+      <w:r>
+        <w:rPr>
+          <w:lang w:val="ne_NP" w:bidi="ne_NP"/>
+        </w:rPr>
+        <w:t xml:space="preserve"> कारणले गर्दा उहाँले हामीलाई दण्ड दिनुहुन्न र उहाँको </w:t>
+      </w:r>
+      <w:r>
+        <w:rPr>
+          <w:b/>
+          <w:lang w:val="ne_NP" w:bidi="ne_NP"/>
+        </w:rPr>
+        <w:t>अनुग्रहको</w:t>
+      </w:r>
+      <w:r>
+        <w:rPr>
+          <w:lang w:val="ne_NP" w:bidi="ne_NP"/>
+        </w:rPr>
+        <w:t>कारणले हामीलाई राम्रा कुराहरू पनि दिनुहुन्छ: हामी उहाँको सन्तान बन्न सक्छौं र उहाँसँग सदाको लागि जिउन सक्छौं।</w:t>
+      </w:r>
+    </w:p>
+    <w:p>
+      <w:pPr/>
+      <w:r>
+        <w:rPr>
+          <w:lang w:val="ne_NP" w:bidi="ne_NP"/>
+        </w:rPr>
+      </w:r>
+      <w:r>
+        <w:rPr>
+          <w:lang w:val="ne_NP" w:bidi="ne_NP"/>
+        </w:rPr>
+        <w:t xml:space="preserve">परमेश्वरले मानिसहरूलाई तिनीहरूको </w:t>
+      </w:r>
+      <w:r>
+        <w:rPr>
+          <w:lang w:val="ne_NP" w:bidi="ne_NP"/>
+        </w:rPr>
+        <w:t>पाप</w:t>
+      </w:r>
+      <w:r>
+        <w:rPr>
+          <w:lang w:val="ne_NP" w:bidi="ne_NP"/>
+        </w:rPr>
+        <w:t xml:space="preserve"> क्षमा गर्दा अनुग्रह गर्नु हुन्छ। परमेश्वरप्रतिको अनाज्ञाकारिताको कारण मानिसहरू परमेश्वरबाट सधैंको लागि अलग हुन योग्य छन्, तर पनि परमेश्वरले मानिसहरूलाई दया देखाउनु भएको छ, त्यसैले यदि तिनीहरूले येशूमा भरोसा गरे भने उहाँले तिनीहरूलाई बचाउनु हुन्छ। परमेश्वरले हामीलाई अनुग्रह दिनुहुन्छ किनभने उहाँ धेरै दयालु हुनुहुन्छ।</w:t>
+      </w:r>
+    </w:p>
+    <w:p>
+      <w:pPr/>
+      <w:r>
+        <w:rPr>
+          <w:lang w:val="ne_NP" w:bidi="ne_NP"/>
+        </w:rPr>
+      </w:r>
+      <w:r>
+        <w:rPr>
+          <w:b/>
+          <w:lang w:val="ne_NP" w:bidi="ne_NP"/>
+        </w:rPr>
+        <w:t>तपाईं दयालाई अनुवाद गर्दै हुनुहुन्छ, भने निम्न कुराहरूमा सावधान रहनुहोस्:</w:t>
+      </w:r>
+    </w:p>
+    <w:p>
+      <w:pPr/>
+      <w:r>
+        <w:rPr>
+          <w:lang w:val="ne_NP" w:bidi="ne_NP"/>
+        </w:rPr>
+      </w:r>
+      <w:r>
+        <w:rPr>
+          <w:lang w:val="ne_NP" w:bidi="ne_NP"/>
+        </w:rPr>
+        <w:t>कहिलेकाँही अनुवादकहरूले सन्दर्भ अनुसार हरेक पटक फरक शब्दको प्रयोग गर्नु पर्छ। कहिलेकाँही "दया" शब्द बढि उपयुक्त हुन्छ र कहिलेकाँही "सहानुभूति" बढि उपयुक्त हुन्छ।</w:t>
+      </w:r>
+      <w:r>
+        <w:rPr>
+          <w:lang w:val="ne_NP" w:bidi="ne_NP"/>
+        </w:rPr>
+      </w:r>
+      <w:r>
+        <w:rPr>
+          <w:lang w:val="ne_NP" w:bidi="ne_NP"/>
+        </w:rPr>
+      </w:r>
+    </w:p>
+    <w:p>
+      <w:pPr/>
+      <w:r>
+        <w:rPr>
+          <w:lang w:val="ne_NP" w:bidi="ne_NP"/>
+        </w:rPr>
+      </w:r>
+    </w:p>
+    <w:p>
+      <w:pPr>
+        <w:pStyle w:val="Heading2"/>
+      </w:pPr>
+      <w:r>
+        <w:rPr>
+          <w:lang w:val="ne_NP" w:bidi="ne_NP"/>
+        </w:rPr>
+        <w:t>दया</w:t>
+      </w:r>
+      <w:r>
+        <w:rPr>
+          <w:lang w:val="ne_NP" w:bidi="ne_NP"/>
+        </w:rPr>
+      </w:r>
+    </w:p>
+    <w:p>
+      <w:pPr/>
+      <w:r>
+        <w:rPr>
+          <w:lang w:val="ne_NP" w:bidi="ne_NP"/>
+        </w:rPr>
+      </w:r>
+      <w:r>
+        <w:rPr>
+          <w:lang w:val="ne_NP" w:bidi="ne_NP"/>
+        </w:rPr>
+        <w:t xml:space="preserve">जब कोहीले कसैका लागि </w:t>
+      </w:r>
+      <w:r>
+        <w:rPr>
+          <w:b/>
+          <w:lang w:val="ne_NP" w:bidi="ne_NP"/>
+        </w:rPr>
+        <w:t>दया</w:t>
+      </w:r>
+      <w:r>
+        <w:rPr>
+          <w:lang w:val="ne_NP" w:bidi="ne_NP"/>
+        </w:rPr>
+        <w:t xml:space="preserve"> देखाउँछ, तिनीहरूले उसका लागि गहिरो स्नेह वा प्रेम गर्छन्।</w:t>
+      </w:r>
+      <w:r>
+        <w:rPr>
+          <w:lang w:val="ne_NP" w:bidi="ne_NP"/>
+        </w:rPr>
+      </w:r>
+      <w:r>
+        <w:rPr>
+          <w:lang w:val="ne_NP" w:bidi="ne_NP"/>
+        </w:rPr>
+      </w:r>
+    </w:p>
+    <w:p>
+      <w:pPr/>
+      <w:r>
+        <w:rPr>
+          <w:lang w:val="ne_NP" w:bidi="ne_NP"/>
+        </w:rPr>
+      </w:r>
+    </w:p>
+    <w:p>
+      <w:pPr>
+        <w:pStyle w:val="Heading2"/>
+      </w:pPr>
+      <w:r>
+        <w:rPr>
+          <w:lang w:val="ne_NP" w:bidi="ne_NP"/>
+        </w:rPr>
+        <w:t>दर्शन</w:t>
+      </w:r>
+      <w:r>
+        <w:rPr>
+          <w:lang w:val="ne_NP" w:bidi="ne_NP"/>
+        </w:rPr>
+      </w:r>
+    </w:p>
+    <w:p>
+      <w:pPr/>
+      <w:r>
+        <w:rPr>
+          <w:lang w:val="ne_NP" w:bidi="ne_NP"/>
+        </w:rPr>
+      </w:r>
+      <w:r>
+        <w:rPr>
+          <w:lang w:val="ne_NP" w:bidi="ne_NP"/>
+        </w:rPr>
+        <w:t xml:space="preserve">यदि तपाईंले दर्शन पाउनु भएको छ भने अन्य मानिसहरूले नदेखेको वा नसुनेको परमेश्वरको कुरा तपाईंले देख्नुहुन्छ र सुन्नु हुन्छ। कहिलेकाँही परमेश्वरले मानिसहरूलाई भविष्यमा हुने कुराको बारेमा वा कसैलाई केही गर भनेर भन्नलाई दर्शनहरू दिनुहुन्छ। परमेश्वरले मानिसहरू सुतेको बेला </w:t>
+      </w:r>
+      <w:r>
+        <w:rPr>
+          <w:lang w:val="ne_NP" w:bidi="ne_NP"/>
+        </w:rPr>
+        <w:t>सपनामा</w:t>
+      </w:r>
+      <w:r>
+        <w:rPr>
+          <w:lang w:val="ne_NP" w:bidi="ne_NP"/>
+        </w:rPr>
+        <w:t xml:space="preserve"> पनि केहीकुरा देखाउन सक्नुहुन्छ, तर दर्शन चाहि ब्यूँझको बेला हुन्छ।</w:t>
+      </w:r>
+      <w:r>
+        <w:rPr>
+          <w:lang w:val="ne_NP" w:bidi="ne_NP"/>
+        </w:rPr>
+      </w:r>
+      <w:r>
+        <w:rPr>
+          <w:lang w:val="ne_NP" w:bidi="ne_NP"/>
+        </w:rPr>
+      </w:r>
+    </w:p>
+    <w:p>
+      <w:pPr/>
+      <w:r>
+        <w:rPr>
+          <w:lang w:val="ne_NP" w:bidi="ne_NP"/>
+        </w:rPr>
+      </w:r>
+    </w:p>
+    <w:p>
+      <w:pPr>
+        <w:pStyle w:val="Heading2"/>
+      </w:pPr>
+      <w:r>
+        <w:rPr>
+          <w:lang w:val="ne_NP" w:bidi="ne_NP"/>
+        </w:rPr>
+        <w:t>दशांश</w:t>
+      </w:r>
+      <w:r>
+        <w:rPr>
+          <w:lang w:val="ne_NP" w:bidi="ne_NP"/>
+        </w:rPr>
+      </w:r>
+    </w:p>
+    <w:p>
+      <w:pPr/>
+      <w:r>
+        <w:rPr>
+          <w:lang w:val="ne_NP" w:bidi="ne_NP"/>
+        </w:rPr>
+      </w:r>
+      <w:r>
+        <w:rPr>
+          <w:lang w:val="ne_NP" w:bidi="ne_NP"/>
+        </w:rPr>
+        <w:t xml:space="preserve">जब मानिसहरूले दशांश दिन्छन् तब तिनीहरूले परमेश्वरलाई आफ्नो आम्दानीको </w:t>
+      </w:r>
+      <w:r>
+        <w:rPr>
+          <w:b/>
+          <w:lang w:val="ne_NP" w:bidi="ne_NP"/>
+        </w:rPr>
+        <w:t>दशौं</w:t>
+      </w:r>
+      <w:r>
+        <w:rPr>
+          <w:lang w:val="ne_NP" w:bidi="ne_NP"/>
+        </w:rPr>
+        <w:t xml:space="preserve"> भाग दिन्छन्। सबै सामानको दशौं भाग </w:t>
+      </w:r>
+      <w:r>
+        <w:rPr>
+          <w:lang w:val="ne_NP" w:bidi="ne_NP"/>
+        </w:rPr>
+        <w:t>परमेश्वर</w:t>
+      </w:r>
+      <w:r>
+        <w:rPr>
+          <w:lang w:val="ne_NP" w:bidi="ne_NP"/>
+        </w:rPr>
+        <w:t xml:space="preserve">को हो भनेर परमेश्वरले </w:t>
+      </w:r>
+      <w:r>
+        <w:rPr>
+          <w:lang w:val="ne_NP" w:bidi="ne_NP"/>
+        </w:rPr>
+        <w:t>इस्राएलीहरूलाई</w:t>
+      </w:r>
+      <w:r>
+        <w:rPr>
+          <w:lang w:val="ne_NP" w:bidi="ne_NP"/>
+        </w:rPr>
+        <w:t xml:space="preserve"> भन्नुभएको थियो। यसमा तिनीहरूको फलफूल र अन्न, मद्य, तेल र पशुहरू जस्ता कुराहरू समावेश थिए। उदाहरणको लागि, कसैको पशु वा फसलको दशौं भाग भनेको यदि कसैसँग दस गाई छन् भने तिनीहरू मध्ये एउटा परमेश्वरको हो। यदि तिनीहरूसँग १०० गाई छन् भने दस परमेश्वरको हुन्! यदि तिनीहरूसँग १० अन्नका डालाहरू छन् भने एउटा अन्नको डालो परमेश्वरको हो। इस्राएलीहरूले आफ्नो फसल र पशुको यो भाग परमेश्वरको </w:t>
+      </w:r>
+      <w:r>
+        <w:rPr>
+          <w:lang w:val="ne_NP" w:bidi="ne_NP"/>
+        </w:rPr>
+        <w:t>मन्दिरमा</w:t>
+      </w:r>
+      <w:r>
+        <w:rPr>
+          <w:lang w:val="ne_NP" w:bidi="ne_NP"/>
+        </w:rPr>
+        <w:t xml:space="preserve"> भएको कामको लागि दिए। मन्दिरको हेरचाह गर्ने </w:t>
+      </w:r>
+      <w:r>
+        <w:rPr>
+          <w:lang w:val="ne_NP" w:bidi="ne_NP"/>
+        </w:rPr>
+        <w:t>पूजाहारीहरू</w:t>
+      </w:r>
+      <w:r>
+        <w:rPr>
+          <w:lang w:val="ne_NP" w:bidi="ne_NP"/>
+        </w:rPr>
+        <w:t xml:space="preserve"> र </w:t>
+      </w:r>
+      <w:r>
+        <w:rPr>
+          <w:lang w:val="ne_NP" w:bidi="ne_NP"/>
+        </w:rPr>
+        <w:t>लेवीहरूले</w:t>
+      </w:r>
+      <w:r>
+        <w:rPr>
+          <w:lang w:val="ne_NP" w:bidi="ne_NP"/>
+        </w:rPr>
+        <w:t xml:space="preserve"> यी कुराहरू आफ्नो सहायताका लागि प्रयोग गर्नुपर्छ, किनभने तिनीहरूको आफ्नै खेतहरू र पशुहरू थिएनन् भनेर परमेश्वरले भन्नुभयो। जब मानिसहरूले दशांश दिन्थे, तब तिनीहरूले परमेश्वरले आफूलाई चाहिने सबै कुरा दिनुभएकोमा कृतज्ञता देखाउँथे। सबै कुरा परमेश्वरको हो भनेर आफूलाई थाहा छ भन्नेकुरा पनि तिनीहरूले देखाउँदै थिए।</w:t>
+      </w:r>
+      <w:r>
+        <w:rPr>
+          <w:lang w:val="ne_NP" w:bidi="ne_NP"/>
+        </w:rPr>
+      </w:r>
+      <w:r>
+        <w:rPr>
+          <w:lang w:val="ne_NP" w:bidi="ne_NP"/>
+        </w:rPr>
+      </w:r>
+    </w:p>
+    <w:p>
+      <w:pPr/>
+      <w:r>
+        <w:rPr>
+          <w:lang w:val="ne_NP" w:bidi="ne_NP"/>
+        </w:rPr>
+      </w:r>
+    </w:p>
+    <w:p>
+      <w:pPr>
+        <w:pStyle w:val="Heading2"/>
+      </w:pPr>
+      <w:r>
+        <w:rPr>
+          <w:lang w:val="ne_NP" w:bidi="ne_NP"/>
+        </w:rPr>
+        <w:t>दाऊद</w:t>
+      </w:r>
+      <w:r>
+        <w:rPr>
+          <w:lang w:val="ne_NP" w:bidi="ne_NP"/>
+        </w:rPr>
+      </w:r>
+    </w:p>
+    <w:p>
+      <w:pPr/>
+      <w:r>
+        <w:rPr>
+          <w:lang w:val="ne_NP" w:bidi="ne_NP"/>
+        </w:rPr>
+      </w:r>
+      <w:r>
+        <w:rPr>
+          <w:b/>
+          <w:lang w:val="ne_NP" w:bidi="ne_NP"/>
+        </w:rPr>
+        <w:t>दाऊद</w:t>
+      </w:r>
+      <w:r>
+        <w:rPr>
+          <w:lang w:val="ne_NP" w:bidi="ne_NP"/>
+        </w:rPr>
+        <w:t xml:space="preserve"> </w:t>
+      </w:r>
+      <w:r>
+        <w:rPr>
+          <w:lang w:val="ne_NP" w:bidi="ne_NP"/>
+        </w:rPr>
+        <w:t>इस्राएलको</w:t>
+      </w:r>
+      <w:r>
+        <w:rPr>
+          <w:lang w:val="ne_NP" w:bidi="ne_NP"/>
+        </w:rPr>
+        <w:t xml:space="preserve"> दोस्रो </w:t>
+      </w:r>
+      <w:r>
+        <w:rPr>
+          <w:lang w:val="ne_NP" w:bidi="ne_NP"/>
+        </w:rPr>
+        <w:t>राजा</w:t>
+      </w:r>
+      <w:r>
+        <w:rPr>
+          <w:lang w:val="ne_NP" w:bidi="ne_NP"/>
+        </w:rPr>
+        <w:t xml:space="preserve"> थिए। उ येशूको जन्म भन्दा लगभग १००० वर्ष अघि जिउँथे।</w:t>
+      </w:r>
+    </w:p>
+    <w:p>
+      <w:pPr/>
+      <w:r>
+        <w:rPr>
+          <w:lang w:val="ne_NP" w:bidi="ne_NP"/>
+        </w:rPr>
+      </w:r>
+      <w:r>
+        <w:rPr>
+          <w:lang w:val="ne_NP" w:bidi="ne_NP"/>
+        </w:rPr>
+        <w:t xml:space="preserve">दाऊद यिशै नाम गरेको मानिसको कान्छो छोरा थिए। दाऊदले आफ्नो बुबाको भेडाहरूको हेरचाह गर्थे। यिशै र उसको परिवार </w:t>
+      </w:r>
+      <w:r>
+        <w:rPr>
+          <w:lang w:val="ne_NP" w:bidi="ne_NP"/>
+        </w:rPr>
+        <w:t>बेथलेहेम</w:t>
+      </w:r>
+      <w:r>
+        <w:rPr>
+          <w:lang w:val="ne_NP" w:bidi="ne_NP"/>
+        </w:rPr>
+        <w:t xml:space="preserve"> भनिने गाउँमा बसोबास गर्थे। दाऊदका जेठा दाजुहरू इस्राएलको पहिलो राजा शाऊलका सेनाका सैनिकहरू थिए। राजा शाऊल परमेश्वरको अनाज्ञाकारी भए त्यसैले परमेश्वरले उहाँलाई अस्वीकार गर्नुभयो। त्यसकारणले परमेश्वरले </w:t>
+      </w:r>
+      <w:r>
+        <w:rPr>
+          <w:lang w:val="ne_NP" w:bidi="ne_NP"/>
+        </w:rPr>
+        <w:t>अगमवक्ता</w:t>
+      </w:r>
+      <w:r>
+        <w:rPr>
+          <w:lang w:val="ne_NP" w:bidi="ne_NP"/>
+        </w:rPr>
+        <w:t xml:space="preserve"> शमूएललाई दाऊदलाई अर्को राजाको रूपमा </w:t>
+      </w:r>
+      <w:r>
+        <w:rPr>
+          <w:lang w:val="ne_NP" w:bidi="ne_NP"/>
+        </w:rPr>
+        <w:t>अभिषेक</w:t>
+      </w:r>
+      <w:r>
+        <w:rPr>
+          <w:lang w:val="ne_NP" w:bidi="ne_NP"/>
+        </w:rPr>
+        <w:t xml:space="preserve"> गर्न, यसको अर्थ नियुक्त गर्न निर्देशन दिनुभयो। तर सुरुमा त्यो कुरा गोप्य नै थियो र शाऊल अरू धेरै वर्ष राजा रहे। दाऊद राजाको सेनाको सेनापति भए र परमेश्वरले उसलाई मद्दत गर्नुभयो ताकि दाऊद मार्फत इस्राएलले धेरै लडाईहरू जित्न सकोस्। दाऊद मानिसहरूमा धेरै लोकप्रिय थिए र राजा शाऊलका छोरा जोनाथनको अतिनै मिल्ने मित्र थिए। राजा शाऊलले दाऊदको डाह गरे र उसलाई धेरै पटक मार्ने प्रयास गरे त्यसैले दाऊद भाग्नुपर्यो। दाऊदले आफ्नो वरिपरिका मानिसहरूको समूहलाई भेला गरे र पहाडका मानिसहरूबाट टाढा बसे। कहिलेकाँही राजाले दाऊदलाई लखेट्थे बरू दाऊदलाई एक पटक भन्दा बढी राजालाई मार्ने मौका पाए तर उनले कहिल्यै त्यसो गरेनन्। </w:t>
+      </w:r>
+    </w:p>
+    <w:p>
+      <w:pPr/>
+      <w:r>
+        <w:rPr>
+          <w:lang w:val="ne_NP" w:bidi="ne_NP"/>
+        </w:rPr>
+      </w:r>
+      <w:r>
+        <w:rPr>
+          <w:lang w:val="ne_NP" w:bidi="ne_NP"/>
+        </w:rPr>
+        <w:t xml:space="preserve">एक पटक राजा शाऊल र उसको सेनाले शत्रुहरूसँग लड्दै थिए, </w:t>
+      </w:r>
+      <w:r>
+        <w:rPr>
+          <w:lang w:val="ne_NP" w:bidi="ne_NP"/>
+        </w:rPr>
+        <w:t>इस्राएलीहरू</w:t>
+      </w:r>
+      <w:r>
+        <w:rPr>
+          <w:lang w:val="ne_NP" w:bidi="ne_NP"/>
+        </w:rPr>
+        <w:t xml:space="preserve">ले लडाई हारे र राजा शाऊल र उनका छोराहरू मारिए। त्यसपछि इस्राएलका मानिसहरूले दाऊदलाई आफ्नो राजा बनाए। दाऊद </w:t>
+      </w:r>
+      <w:r>
+        <w:rPr>
+          <w:lang w:val="ne_NP" w:bidi="ne_NP"/>
+        </w:rPr>
+        <w:t>यरूशलेम</w:t>
+      </w:r>
+      <w:r>
+        <w:rPr>
+          <w:lang w:val="ne_NP" w:bidi="ne_NP"/>
+        </w:rPr>
+        <w:t>मा बसोबास गर्न थाले जुन इस्राएलको सबैभन्दा महत्त्वपूर्ण शहर भयो।</w:t>
+      </w:r>
+    </w:p>
+    <w:p>
+      <w:pPr/>
+      <w:r>
+        <w:rPr>
+          <w:lang w:val="ne_NP" w:bidi="ne_NP"/>
+        </w:rPr>
+      </w:r>
+      <w:r>
+        <w:rPr>
+          <w:lang w:val="ne_NP" w:bidi="ne_NP"/>
+        </w:rPr>
+        <w:t xml:space="preserve">दाऊद इस्राएलको सबैभन्दा प्रिय राजा भए। उनले परमेश्वरलाई प्रेम गरे र उहाँलाई भरोसा गरे त्यसैले परमेश्वरले उसलाई "परमेश्वरको हृदय अनुसारको मानिस" भनेर बोलाउनुभयो। दाऊदले परमेश्वरको लागि </w:t>
+      </w:r>
+      <w:r>
+        <w:rPr>
+          <w:lang w:val="ne_NP" w:bidi="ne_NP"/>
+        </w:rPr>
+        <w:t>मन्दिर</w:t>
+      </w:r>
+      <w:r>
+        <w:rPr>
+          <w:lang w:val="ne_NP" w:bidi="ne_NP"/>
+        </w:rPr>
+        <w:t xml:space="preserve"> बनाउन धेरै चाहे, तर परमेश्वरले दाऊदलाई भन्नुभयो कि यो मन्दिर दाऊदले होइन, दाऊदको छोराले बनाउने छ। र परमेश्वरले दाऊदलाई धेरै महत्त्वपूर्ण प्रतिज्ञा गर्नुभयो। परमेश्वरले दाऊदलाई उसको </w:t>
+      </w:r>
+      <w:r>
+        <w:rPr>
+          <w:lang w:val="ne_NP" w:bidi="ne_NP"/>
+        </w:rPr>
+        <w:t>सन्तान</w:t>
+      </w:r>
+      <w:r>
+        <w:rPr>
+          <w:lang w:val="ne_NP" w:bidi="ne_NP"/>
+        </w:rPr>
+        <w:t xml:space="preserve"> मध्ये एउटाले सदाको लागि इस्राएलमा शासन गर्नेछ भनेर प्रतिज्ञा गर्नुभयो।</w:t>
+      </w:r>
+    </w:p>
+    <w:p>
+      <w:pPr/>
+      <w:r>
+        <w:rPr>
+          <w:lang w:val="ne_NP" w:bidi="ne_NP"/>
+        </w:rPr>
+      </w:r>
+      <w:r>
+        <w:rPr>
+          <w:lang w:val="ne_NP" w:bidi="ne_NP"/>
+        </w:rPr>
+        <w:t xml:space="preserve">यसको अर्थ दाऊदले कहिल्यै गलत काम गरेनन् भन्ने होइन। वास्तवमा उनले केही भयानक कामहरू गरे: उनले </w:t>
+      </w:r>
+      <w:r>
+        <w:rPr>
+          <w:lang w:val="ne_NP" w:bidi="ne_NP"/>
+        </w:rPr>
+        <w:t>व्यभिचार</w:t>
+      </w:r>
+      <w:r>
+        <w:rPr>
+          <w:lang w:val="ne_NP" w:bidi="ne_NP"/>
+        </w:rPr>
+        <w:t xml:space="preserve"> र हत्या गरे। तर उनले आफ्नो </w:t>
+      </w:r>
+      <w:r>
+        <w:rPr>
+          <w:lang w:val="ne_NP" w:bidi="ne_NP"/>
+        </w:rPr>
+        <w:t>पापहरूबाट</w:t>
+      </w:r>
+      <w:r>
+        <w:rPr>
+          <w:lang w:val="ne_NP" w:bidi="ne_NP"/>
+        </w:rPr>
+        <w:t xml:space="preserve"> </w:t>
+      </w:r>
+      <w:r>
+        <w:rPr>
+          <w:lang w:val="ne_NP" w:bidi="ne_NP"/>
+        </w:rPr>
+        <w:t>पश्चात्ताप</w:t>
+      </w:r>
+      <w:r>
+        <w:rPr>
+          <w:lang w:val="ne_NP" w:bidi="ne_NP"/>
+        </w:rPr>
+        <w:t xml:space="preserve"> गरे र परमेश्वरले उनलाई क्षमा गर्नुभयो। तर परमेश्वरले उसलाई </w:t>
+      </w:r>
+      <w:r>
+        <w:rPr>
+          <w:lang w:val="ne_NP" w:bidi="ne_NP"/>
+        </w:rPr>
         <w:t>क्षमा</w:t>
       </w:r>
       <w:r>
         <w:rPr>
           <w:lang w:val="ne_NP" w:bidi="ne_NP"/>
         </w:rPr>
-        <w:t xml:space="preserve"> गरून भनेर अनुरोध गर्नु हो।</w:t>
-      </w:r>
-    </w:p>
-    <w:p>
-      <w:pPr/>
-      <w:r>
-        <w:rPr>
-          <w:lang w:val="ne_NP" w:bidi="ne_NP"/>
-        </w:rPr>
-      </w:r>
-      <w:r>
-        <w:rPr>
-          <w:lang w:val="ne_NP" w:bidi="ne_NP"/>
-        </w:rPr>
-        <w:t xml:space="preserve">बाइबलले हामीलाई परमेश्वर </w:t>
+        <w:t xml:space="preserve"> गरे तापनि दाऊदको पापको प्रभावले त्यो समयदेखि उसको परिवारमा सधैं झगडा र हिंसा हुन्थ्यो र उसका धेरै छोराहरू मरे। दाऊदका केही छोराहरूले बलपूर्वक आफ्नो बुबालाई राजाबाट हटाउन प्रयास गरे र एक पटक दाऊदले आफ्नो छोराबाट भाग्नुपर्यो!</w:t>
+      </w:r>
+    </w:p>
+    <w:p>
+      <w:pPr/>
+      <w:r>
+        <w:rPr>
+          <w:lang w:val="ne_NP" w:bidi="ne_NP"/>
+        </w:rPr>
+      </w:r>
+      <w:r>
+        <w:rPr>
+          <w:lang w:val="ne_NP" w:bidi="ne_NP"/>
+        </w:rPr>
+        <w:t>जब दाऊद धेरै बृद्ध भए, उनले आफ्नो छोरा सुलेमानलाई उनको ठाउँमा राजा बनाए।</w:t>
+      </w:r>
+    </w:p>
+    <w:p>
+      <w:pPr/>
+      <w:r>
+        <w:rPr>
+          <w:lang w:val="ne_NP" w:bidi="ne_NP"/>
+        </w:rPr>
+      </w:r>
+      <w:r>
+        <w:rPr>
+          <w:lang w:val="ne_NP" w:bidi="ne_NP"/>
+        </w:rPr>
+        <w:t xml:space="preserve">दाऊदको मृत्यु भएको सयौं वर्षपछि इस्राएल </w:t>
+      </w:r>
+      <w:r>
+        <w:rPr>
+          <w:lang w:val="ne_NP" w:bidi="ne_NP"/>
+        </w:rPr>
+        <w:t>राष्ट्रको</w:t>
+      </w:r>
+      <w:r>
+        <w:rPr>
+          <w:lang w:val="ne_NP" w:bidi="ne_NP"/>
+        </w:rPr>
+        <w:t xml:space="preserve"> अस्तित्व रहेन। इस्राएलीहरू परमेश्वरको अनाज्ञाकारी भए र तिनीहरूलाई दण्ड दिनकालागि परमेश्वरले तिनीहरूलाई जित्न अर्को देशका मानिसहरूलाई पठाउनुभयो। इस्राएलीहरू पराजित भए र त्यस बेलादेखि तिनीहरू अन्य राष्ट्रहरूद्वारा शासित भए। अब इस्राएलमा शासन गर्ने दाऊदको सन्तान भएन। तर परमेश्वरले प्रतिज्ञालाई कहिल्यै बिर्सनुहुन्न त्यसैले मानिसहरूले परमेश्वरले फेरि दाऊदको सन्तानलाई राजाको रूपमा दिनु हुन्छ भनेर पर्खिरहेका थिए। परमेश्वरले येशू मार्फत यो प्रतिज्ञा पूरा गर्नुभयो।</w:t>
+      </w:r>
+      <w:r>
+        <w:rPr>
+          <w:lang w:val="ne_NP" w:bidi="ne_NP"/>
+        </w:rPr>
+      </w:r>
+      <w:r>
+        <w:rPr>
+          <w:lang w:val="ne_NP" w:bidi="ne_NP"/>
+        </w:rPr>
+      </w:r>
+    </w:p>
+    <w:p>
+      <w:pPr/>
+      <w:r>
+        <w:rPr>
+          <w:lang w:val="ne_NP" w:bidi="ne_NP"/>
+        </w:rPr>
+      </w:r>
+    </w:p>
+    <w:p>
+      <w:pPr>
+        <w:pStyle w:val="Heading2"/>
+      </w:pPr>
+      <w:r>
+        <w:rPr>
+          <w:lang w:val="ne_NP" w:bidi="ne_NP"/>
+        </w:rPr>
+        <w:t>दाऊदको घर</w:t>
+      </w:r>
+      <w:r>
+        <w:rPr>
+          <w:lang w:val="ne_NP" w:bidi="ne_NP"/>
+        </w:rPr>
+      </w:r>
+    </w:p>
+    <w:p>
+      <w:pPr/>
+      <w:r>
+        <w:rPr>
+          <w:lang w:val="ne_NP" w:bidi="ne_NP"/>
+        </w:rPr>
       </w:r>
       <w:r>
         <w:rPr>
           <w:b/>
           <w:lang w:val="ne_NP" w:bidi="ne_NP"/>
         </w:rPr>
-        <w:t>दयालु</w:t>
-      </w:r>
-      <w:r>
-        <w:rPr>
-          <w:lang w:val="ne_NP" w:bidi="ne_NP"/>
-        </w:rPr>
-        <w:t xml:space="preserve"> हुनुहुन्छ भनेर देखाउँछ। यसको अर्थ उहाँ दयाले भरिएको हुनुहुन्छ र उहाँ मानिसहरूलाई दया देखाउन चाहनुहुन्छ। परमेश्वर मानिसहरूलाई दया देखाउन चाहनुहुन्छ किनभने उहाँले तिनीहरूलाई धेरै प्रेम गर्नुहुन्छ।</w:t>
-      </w:r>
-    </w:p>
-    <w:p>
-      <w:pPr/>
-      <w:r>
-        <w:rPr>
-          <w:lang w:val="ne_NP" w:bidi="ne_NP"/>
-        </w:rPr>
-      </w:r>
-      <w:r>
-        <w:rPr>
-          <w:lang w:val="ne_NP" w:bidi="ne_NP"/>
-        </w:rPr>
-        <w:t xml:space="preserve">दयाको अर्थ </w:t>
-      </w:r>
-      <w:hyperlink r:id="rId14">
-        <w:r>
-          <w:rPr>
-            <w:lang w:val="ne_NP" w:bidi="ne_NP"/>
-          </w:rPr>
-          <w:rPr>
-            <w:color w:val="0000EE"/>
-            <w:u w:val="single"/>
-          </w:rPr>
-          <w:t>अनुग्रह</w:t>
-        </w:r>
-      </w:hyperlink>
-      <w:r>
-        <w:rPr>
-          <w:lang w:val="ne_NP" w:bidi="ne_NP"/>
-        </w:rPr>
-        <w:t xml:space="preserve"> शब्दको अर्थ जस्तै हुन सक्छ। अनुग्रहको भन्नाले कुनैकुरा प्राप्त गर्न योग्य नभएर पनि प्राप्त गर्नु हो। कृपा र दया सँगै जाँदछ परमेश्वरको </w:t>
+        <w:t>दाऊदको घरले</w:t>
+      </w:r>
+      <w:r>
+        <w:rPr>
+          <w:lang w:val="ne_NP" w:bidi="ne_NP"/>
+        </w:rPr>
+        <w:t xml:space="preserve"> भवनलाई जनाउँदैन, तर दाऊदका मानिसहरूलाई जनाउँछ। </w:t>
+      </w:r>
+      <w:r>
+        <w:rPr>
+          <w:lang w:val="ne_NP" w:bidi="ne_NP"/>
+        </w:rPr>
+        <w:t>दाऊद</w:t>
+      </w:r>
+      <w:r>
+        <w:rPr>
+          <w:lang w:val="ne_NP" w:bidi="ne_NP"/>
+        </w:rPr>
+        <w:t xml:space="preserve"> </w:t>
+      </w:r>
+      <w:r>
+        <w:rPr>
+          <w:lang w:val="ne_NP" w:bidi="ne_NP"/>
+        </w:rPr>
+        <w:t>इस्राएलको</w:t>
+      </w:r>
+      <w:r>
+        <w:rPr>
+          <w:lang w:val="ne_NP" w:bidi="ne_NP"/>
+        </w:rPr>
+        <w:t xml:space="preserve"> इतिहासमा एउटा महत्त्वपूर्ण राजा थिए।</w:t>
+      </w:r>
+    </w:p>
+    <w:p>
+      <w:pPr/>
+      <w:r>
+        <w:rPr>
+          <w:lang w:val="ne_NP" w:bidi="ne_NP"/>
+        </w:rPr>
+      </w:r>
+      <w:r>
+        <w:rPr>
+          <w:lang w:val="ne_NP" w:bidi="ne_NP"/>
+        </w:rPr>
+        <w:t>कहिलेकाँही दाऊदको घर भनेको दाऊद जीवित हुदाका सबै मानिसहरू हो। एक पटक, दाऊद अर्को राजा शाऊलसँग लडिरहेका थिए। बाइबलले त्यो समयमा "दाऊदको घर र शाऊलको घर बीचमा युद्ध थियो" भनेर भन्छ। यसको अर्थ दाऊदका सैनिकहरू राजा शाऊलका सैनिकहरूसँग लडिरहेका थिए।</w:t>
+      </w:r>
+    </w:p>
+    <w:p>
+      <w:pPr/>
+      <w:r>
+        <w:rPr>
+          <w:lang w:val="ne_NP" w:bidi="ne_NP"/>
+        </w:rPr>
+      </w:r>
+      <w:r>
+        <w:rPr>
+          <w:lang w:val="ne_NP" w:bidi="ne_NP"/>
+        </w:rPr>
+        <w:t xml:space="preserve">अन्य समयमा, दाऊदको घरको अर्थ दाऊदको </w:t>
+      </w:r>
+      <w:r>
+        <w:rPr>
+          <w:lang w:val="ne_NP" w:bidi="ne_NP"/>
+        </w:rPr>
+        <w:t>सन्तान</w:t>
+      </w:r>
+      <w:r>
+        <w:rPr>
+          <w:lang w:val="ne_NP" w:bidi="ne_NP"/>
+        </w:rPr>
+        <w:t xml:space="preserve"> हो। जब दाऊदले परमेश्वरको लागि </w:t>
+      </w:r>
+      <w:r>
+        <w:rPr>
+          <w:lang w:val="ne_NP" w:bidi="ne_NP"/>
+        </w:rPr>
+        <w:t>मन्दिर</w:t>
+      </w:r>
+      <w:r>
+        <w:rPr>
+          <w:lang w:val="ne_NP" w:bidi="ne_NP"/>
+        </w:rPr>
+        <w:t xml:space="preserve"> बनाउन चाहे, परमेश्वरले उनलाई भन्नुभयो: "तिमीले मेरो लागि घर बनाउनु आवश्यक छैन। यसको सट्टा, म तेरो लागि घर बनाउनेछु!" यसको अर्थ परमेश्वरले दाऊदलाई धेरै सन्तानहरू दिनुहुनेछ र तिनीहरू मध्ये एक जना दाऊद जस्तै </w:t>
+      </w:r>
+      <w:r>
+        <w:rPr>
+          <w:lang w:val="ne_NP" w:bidi="ne_NP"/>
+        </w:rPr>
+        <w:t>राजा</w:t>
+      </w:r>
+      <w:r>
+        <w:rPr>
+          <w:lang w:val="ne_NP" w:bidi="ne_NP"/>
+        </w:rPr>
+        <w:t xml:space="preserve"> हुनुहुनेछ।</w:t>
+      </w:r>
+    </w:p>
+    <w:p>
+      <w:pPr/>
+      <w:r>
+        <w:rPr>
+          <w:lang w:val="ne_NP" w:bidi="ne_NP"/>
+        </w:rPr>
+      </w:r>
+      <w:r>
+        <w:rPr>
+          <w:lang w:val="ne_NP" w:bidi="ne_NP"/>
+        </w:rPr>
+        <w:t xml:space="preserve">परमेश्वरले आफ्ना दूतहरू </w:t>
+      </w:r>
+      <w:r>
+        <w:rPr>
+          <w:lang w:val="ne_NP" w:bidi="ne_NP"/>
+        </w:rPr>
+        <w:t>अगमवक्ताहरू</w:t>
+      </w:r>
+      <w:r>
+        <w:rPr>
+          <w:lang w:val="ne_NP" w:bidi="ne_NP"/>
+        </w:rPr>
+        <w:t xml:space="preserve"> मार्फत इस्राएलका मानिसहरूलाई भने, विशेष राजा र </w:t>
+      </w:r>
+      <w:r>
+        <w:rPr>
+          <w:lang w:val="ne_NP" w:bidi="ne_NP"/>
+        </w:rPr>
+        <w:t>मुक्तिदाता</w:t>
+      </w:r>
+      <w:r>
+        <w:rPr>
+          <w:lang w:val="ne_NP" w:bidi="ne_NP"/>
+        </w:rPr>
+        <w:t xml:space="preserve"> </w:t>
+      </w:r>
+      <w:r>
+        <w:rPr>
+          <w:lang w:val="ne_NP" w:bidi="ne_NP"/>
+        </w:rPr>
+        <w:t>मसीह</w:t>
+      </w:r>
+      <w:r>
+        <w:rPr>
+          <w:lang w:val="ne_NP" w:bidi="ne_NP"/>
+        </w:rPr>
+        <w:t xml:space="preserve"> दाऊदको घरबाट आउनुहुनेछ। यसको अर्थ मसीह दाऊदको सन्तान हुनुहुनेछ।</w:t>
+      </w:r>
+      <w:r>
+        <w:rPr>
+          <w:lang w:val="ne_NP" w:bidi="ne_NP"/>
+        </w:rPr>
+      </w:r>
+      <w:r>
+        <w:rPr>
+          <w:lang w:val="ne_NP" w:bidi="ne_NP"/>
+        </w:rPr>
+      </w:r>
+    </w:p>
+    <w:p>
+      <w:pPr/>
+      <w:r>
+        <w:rPr>
+          <w:lang w:val="ne_NP" w:bidi="ne_NP"/>
+        </w:rPr>
+      </w:r>
+    </w:p>
+    <w:p>
+      <w:pPr>
+        <w:pStyle w:val="Heading2"/>
+      </w:pPr>
+      <w:r>
+        <w:rPr>
+          <w:lang w:val="ne_NP" w:bidi="ne_NP"/>
+        </w:rPr>
+        <w:t>दाऊदको छोरा</w:t>
+      </w:r>
+      <w:r>
+        <w:rPr>
+          <w:lang w:val="ne_NP" w:bidi="ne_NP"/>
+        </w:rPr>
+      </w:r>
+    </w:p>
+    <w:p>
+      <w:pPr/>
+      <w:r>
+        <w:rPr>
+          <w:lang w:val="ne_NP" w:bidi="ne_NP"/>
+        </w:rPr>
+      </w:r>
+      <w:r>
+        <w:rPr>
+          <w:lang w:val="ne_NP" w:bidi="ne_NP"/>
+        </w:rPr>
+        <w:t xml:space="preserve"> यदि त्यो सन्तान दाऊदको धेरै पुस्ताहरू पछि जन्मिएको भएता पनि </w:t>
       </w:r>
       <w:r>
         <w:rPr>
           <w:b/>
           <w:lang w:val="ne_NP" w:bidi="ne_NP"/>
         </w:rPr>
-        <w:t>दयाको</w:t>
-      </w:r>
-      <w:r>
-        <w:rPr>
-          <w:lang w:val="ne_NP" w:bidi="ne_NP"/>
-        </w:rPr>
-        <w:t xml:space="preserve"> कारणले गर्दा उहाँले हामीलाई दण्ड दिनुहुन्न र उहाँको </w:t>
-      </w:r>
-      <w:hyperlink r:id="rId14">
-        <w:r>
-          <w:rPr>
-            <w:lang w:val="ne_NP" w:bidi="ne_NP"/>
-          </w:rPr>
-          <w:rPr>
-            <w:color w:val="0000EE"/>
-            <w:u w:val="single"/>
-          </w:rPr>
-          <w:t>अनुग्रहको</w:t>
-        </w:r>
-      </w:hyperlink>
-      <w:r>
-        <w:rPr>
-          <w:lang w:val="ne_NP" w:bidi="ne_NP"/>
-        </w:rPr>
-        <w:t>कारणले हामीलाई राम्रा कुराहरू पनि दिनुहुन्छ: हामी उहाँको सन्तान बन्न सक्छौं र उहाँसँग सदाको लागि जिउन सक्छौं।</w:t>
-      </w:r>
-    </w:p>
-    <w:p>
-      <w:pPr/>
-      <w:r>
-        <w:rPr>
-          <w:lang w:val="ne_NP" w:bidi="ne_NP"/>
-        </w:rPr>
-      </w:r>
-      <w:r>
-        <w:rPr>
-          <w:lang w:val="ne_NP" w:bidi="ne_NP"/>
-        </w:rPr>
-        <w:t xml:space="preserve">परमेश्वरले मानिसहरूलाई तिनीहरूको </w:t>
+        <w:t>दाऊदको छोरा</w:t>
+      </w:r>
+      <w:r>
+        <w:rPr>
+          <w:lang w:val="ne_NP" w:bidi="ne_NP"/>
+        </w:rPr>
+        <w:t xml:space="preserve"> भनेको </w:t>
+      </w:r>
+      <w:r>
+        <w:rPr>
+          <w:lang w:val="ne_NP" w:bidi="ne_NP"/>
+        </w:rPr>
+        <w:t>दाऊदको</w:t>
+      </w:r>
+      <w:r>
+        <w:rPr>
+          <w:lang w:val="ne_NP" w:bidi="ne_NP"/>
+        </w:rPr>
+        <w:t xml:space="preserve"> </w:t>
+      </w:r>
+      <w:r>
+        <w:rPr>
+          <w:lang w:val="ne_NP" w:bidi="ne_NP"/>
+        </w:rPr>
+        <w:t>सन्तान</w:t>
+      </w:r>
+      <w:r>
+        <w:rPr>
+          <w:lang w:val="ne_NP" w:bidi="ne_NP"/>
+        </w:rPr>
+        <w:t xml:space="preserve"> हो।</w:t>
+      </w:r>
+    </w:p>
+    <w:p>
+      <w:pPr/>
+      <w:r>
+        <w:rPr>
+          <w:lang w:val="ne_NP" w:bidi="ne_NP"/>
+        </w:rPr>
+      </w:r>
+      <w:r>
+        <w:rPr>
+          <w:lang w:val="ne_NP" w:bidi="ne_NP"/>
+        </w:rPr>
+        <w:t xml:space="preserve">दाऊद </w:t>
+      </w:r>
+      <w:r>
+        <w:rPr>
+          <w:lang w:val="ne_NP" w:bidi="ne_NP"/>
+        </w:rPr>
+        <w:t>इस्राएलीहरू</w:t>
+      </w:r>
+      <w:r>
+        <w:rPr>
+          <w:lang w:val="ne_NP" w:bidi="ne_NP"/>
+        </w:rPr>
+        <w:t xml:space="preserve"> मध्ये सबैभन्दा प्रिय राजा थिए, र येशू जन्मनु भन्दा लगभग एक हजार वर्ष अघि उहाँ जीउनु हुन्थ्यो। परमेश्वरले दाऊदलाई उहाँको सन्तान मध्ये कसैले सधैँ इस्राएलमा शासन गर्नेछ भनेर प्रतिज्ञा </w:t>
+      </w:r>
+      <w:r>
+        <w:rPr>
+          <w:lang w:val="ne_NP" w:bidi="ne_NP"/>
+        </w:rPr>
+        <w:t>गर्नुभएको</w:t>
+      </w:r>
+      <w:r>
+        <w:rPr>
+          <w:lang w:val="ne_NP" w:bidi="ne_NP"/>
+        </w:rPr>
+        <w:t xml:space="preserve"> थियो। तर इस्राएलीहरू परमेश्वरको अनाज्ञाकारी थिए, त्यसैले परमेश्वरले तिनीहरूको शत्रुहरूलाइ तिनीहरूमाथि बिजयगर्न अनुमति दिनुभयो। इस्राएल </w:t>
+      </w:r>
+      <w:r>
+        <w:rPr>
+          <w:lang w:val="ne_NP" w:bidi="ne_NP"/>
+        </w:rPr>
+        <w:t>राज्यको</w:t>
+      </w:r>
+      <w:r>
+        <w:rPr>
+          <w:lang w:val="ne_NP" w:bidi="ne_NP"/>
+        </w:rPr>
+        <w:t xml:space="preserve"> अस्तित्वको अन्त्य भयो। तर यस कठिन समयमा पनि परमेश्वरले मानिसहरूलाई आशाको सन्देशहरू दिनुभयो। परमेश्वरले आफ्ना प्रवक्ता </w:t>
+      </w:r>
+      <w:r>
+        <w:rPr>
+          <w:lang w:val="ne_NP" w:bidi="ne_NP"/>
+        </w:rPr>
+        <w:t>अगमवक्ताहरू</w:t>
+      </w:r>
+      <w:r>
+        <w:rPr>
+          <w:lang w:val="ne_NP" w:bidi="ne_NP"/>
+        </w:rPr>
+        <w:t xml:space="preserve"> मार्फत मानिसहरूलाई भन्नुभयो कि दाऊदको सन्तानले फेरि इस्राएलमा शासन गर्ने समय आउनेछ। यो </w:t>
+      </w:r>
+      <w:r>
+        <w:rPr>
+          <w:lang w:val="ne_NP" w:bidi="ne_NP"/>
+        </w:rPr>
+        <w:t>राजाले</w:t>
+      </w:r>
+      <w:r>
+        <w:rPr>
+          <w:lang w:val="ne_NP" w:bidi="ne_NP"/>
+        </w:rPr>
+        <w:t xml:space="preserve"> मानिसहरूलाई तिनीहरूको समस्याबाट बचाउँने थिए र सबै कुरा फेरि ठिक पार्ने थिए। </w:t>
+      </w:r>
+    </w:p>
+    <w:p>
+      <w:pPr/>
+      <w:r>
+        <w:rPr>
+          <w:lang w:val="ne_NP" w:bidi="ne_NP"/>
+        </w:rPr>
+      </w:r>
+      <w:r>
+        <w:rPr>
+          <w:lang w:val="ne_NP" w:bidi="ne_NP"/>
+        </w:rPr>
+        <w:t xml:space="preserve">त्यसैले इस्राएलीहरूले कुनै दिन परमेश्वरले मानिसहरूलाई यस्तै राजा र </w:t>
+      </w:r>
+      <w:r>
+        <w:rPr>
+          <w:lang w:val="ne_NP" w:bidi="ne_NP"/>
+        </w:rPr>
+        <w:t>मुक्तिदाता</w:t>
+      </w:r>
+      <w:r>
+        <w:rPr>
+          <w:lang w:val="ne_NP" w:bidi="ne_NP"/>
+        </w:rPr>
+        <w:t xml:space="preserve"> पठाउनु हुनेछ भनेर आशा गरिरहेका थिए। तिनीहरूले यस प्रतिज्ञा गरिएको राजालाई </w:t>
+      </w:r>
+      <w:r>
+        <w:rPr>
+          <w:lang w:val="ne_NP" w:bidi="ne_NP"/>
+        </w:rPr>
+        <w:t>मसीह</w:t>
+      </w:r>
+      <w:r>
+        <w:rPr>
+          <w:lang w:val="ne_NP" w:bidi="ne_NP"/>
+        </w:rPr>
+        <w:t xml:space="preserve"> वा </w:t>
+      </w:r>
+      <w:r>
+        <w:rPr>
+          <w:lang w:val="ne_NP" w:bidi="ne_NP"/>
+        </w:rPr>
+        <w:t>ख्रीष्ट</w:t>
+      </w:r>
+      <w:r>
+        <w:rPr>
+          <w:lang w:val="ne_NP" w:bidi="ne_NP"/>
+        </w:rPr>
+        <w:t xml:space="preserve"> भने। मसीह कुनै विशेष कामको लागि नियुक्त गरिएको व्यक्ति हो। मसीह दाऊदको सन्तान हुनुहुन्थ्यो। जब नयाँ नियमका मानिसहरूले येशूलाई "दाऊदको छोरा" भनेर बोलाउँछन्, परमेश्वरले पठाउने प्रतिज्ञा गर्नुभएको येशू विशेष राजा र मुक्तिदाता हुनुहुन्छ भनेर तिनीहरूले </w:t>
+      </w:r>
+      <w:r>
+        <w:rPr>
+          <w:lang w:val="ne_NP" w:bidi="ne_NP"/>
+        </w:rPr>
+        <w:t>विश्वास</w:t>
+      </w:r>
+      <w:r>
+        <w:rPr>
+          <w:lang w:val="ne_NP" w:bidi="ne_NP"/>
+        </w:rPr>
+        <w:t xml:space="preserve"> गर्छन् भन्ने अर्थ हो। </w:t>
+      </w:r>
+      <w:r>
+        <w:rPr>
+          <w:lang w:val="ne_NP" w:bidi="ne_NP"/>
+        </w:rPr>
+      </w:r>
+      <w:r>
+        <w:rPr>
+          <w:lang w:val="ne_NP" w:bidi="ne_NP"/>
+        </w:rPr>
+      </w:r>
+    </w:p>
+    <w:p>
+      <w:pPr/>
+      <w:r>
+        <w:rPr>
+          <w:lang w:val="ne_NP" w:bidi="ne_NP"/>
+        </w:rPr>
+      </w:r>
+    </w:p>
+    <w:p>
+      <w:pPr>
+        <w:pStyle w:val="Heading2"/>
+      </w:pPr>
+      <w:r>
+        <w:rPr>
+          <w:lang w:val="ne_NP" w:bidi="ne_NP"/>
+        </w:rPr>
+        <w:t>दाख पेल्ने कोल</w:t>
+      </w:r>
+      <w:r>
+        <w:rPr>
+          <w:lang w:val="ne_NP" w:bidi="ne_NP"/>
+        </w:rPr>
+      </w:r>
+    </w:p>
+    <w:p>
+      <w:pPr/>
+      <w:r>
+        <w:rPr>
+          <w:lang w:val="ne_NP" w:bidi="ne_NP"/>
+        </w:rPr>
       </w:r>
       <w:r>
         <w:rPr>
           <w:b/>
           <w:lang w:val="ne_NP" w:bidi="ne_NP"/>
         </w:rPr>
-        <w:t>पाप</w:t>
-      </w:r>
-      <w:r>
-        <w:rPr>
-          <w:lang w:val="ne_NP" w:bidi="ne_NP"/>
-        </w:rPr>
-        <w:t xml:space="preserve"> क्षमा गर्दा अनुग्रह गर्नु हुन्छ। परमेश्वरप्रतिको अनाज्ञाकारिताको कारण मानिसहरू परमेश्वरबाट सधैंको लागि अलग हुन योग्य छन्, तर पनि परमेश्वरले मानिसहरूलाई दया देखाउनु भएको छ, त्यसैले यदि तिनीहरूले येशूमा भरोसा गरे भने उहाँले तिनीहरूलाई बचाउनु हुन्छ। परमेश्वरले हामीलाई अनुग्रह दिनुहुन्छ किनभने उहाँ धेरै दयालु हुनुहुन्छ।</w:t>
+        <w:t>दाखकोल</w:t>
+      </w:r>
+      <w:r>
+        <w:rPr>
+          <w:lang w:val="ne_NP" w:bidi="ne_NP"/>
+        </w:rPr>
+        <w:t xml:space="preserve"> भनेको ढुङ्गाको समतल टुक्रा हो जसको वरिपरि किनारा हुन्छ। </w:t>
+      </w:r>
+      <w:r>
+        <w:rPr>
+          <w:lang w:val="ne_NP" w:bidi="ne_NP"/>
+        </w:rPr>
+        <w:t>इस्राएलका</w:t>
+      </w:r>
+      <w:r>
+        <w:rPr>
+          <w:lang w:val="ne_NP" w:bidi="ne_NP"/>
+        </w:rPr>
+        <w:t xml:space="preserve"> मानिसहरूले अङ्गुर थिचेर रस निकाल्न यसलाई प्रयोग गर्छन्। अङ्गुर नरम र रसदार फल हो। मानिसहरूले यस ढुङ्गामा अङ्गुर खन्याउँछन् र त्यसपछि तिनीहरूका गोडाले अङ्गुरलाई कुल्चिन्छन्। यसले अङ्गुरको रस निकाल्दथ्यो। त्यो रस वाईन ट्याङ्की भनिने भाँडामा बग्थ्यो। रस निकाल्ने अर्को तरिका भनेको अङ्गुरमाथि भारी ढुङ्गा गुडाउने थियो। </w:t>
+      </w:r>
+      <w:r>
+        <w:rPr>
+          <w:lang w:val="ne_NP" w:bidi="ne_NP"/>
+        </w:rPr>
+      </w:r>
+      <w:r>
+        <w:rPr>
+          <w:lang w:val="ne_NP" w:bidi="ne_NP"/>
+        </w:rPr>
+      </w:r>
+    </w:p>
+    <w:p>
+      <w:pPr/>
+      <w:r>
+        <w:rPr>
+          <w:lang w:val="ne_NP" w:bidi="ne_NP"/>
+        </w:rPr>
+      </w:r>
+    </w:p>
+    <w:p>
+      <w:pPr>
+        <w:pStyle w:val="Heading2"/>
+      </w:pPr>
+      <w:r>
+        <w:rPr>
+          <w:lang w:val="ne_NP" w:bidi="ne_NP"/>
+        </w:rPr>
+        <w:t>दाख मद्ध्</w:t>
+      </w:r>
+      <w:r>
+        <w:rPr>
+          <w:lang w:val="ne_NP" w:bidi="ne_NP"/>
+        </w:rPr>
+      </w:r>
+    </w:p>
+    <w:p>
+      <w:pPr/>
+      <w:r>
+        <w:rPr>
+          <w:lang w:val="ne_NP" w:bidi="ne_NP"/>
+        </w:rPr>
+      </w:r>
+      <w:r>
+        <w:rPr>
+          <w:lang w:val="ne_NP" w:bidi="ne_NP"/>
+        </w:rPr>
+        <w:t>दाख मद्ध भनेको मर्चा हालेको अङ्गुरको रस हो। मानिसहरूले अङ्गुरबाट अङ्गुरको रस बनाउँछन्। अङ्गुर भनेको नरम र रसदार फल हो जुन अङ्गुरको बोटमा फल्छ। मानिसहरूले ढुङ्गामा अङ्गुर खन्याउँछन् र त्यसपछि तिनीहरूले अंगुरलाई गोडाले कुल्चिन्छन्। यसले अङ्गुरको रस निचोर्थ्यो। त्यो रस वाईन ट्याङ्की भनिने भाँडामा बग्थ्यो। रस निकाल्ने अर्को तरिका भनेको अङ्गुरमाथि गह्रौं ढुङ्गा गुडाउने थियो। त्यसपछि मानिसहरूले अङ्गुरको रसलाई रक्सी नबनेसम्म जार भाडाहरूमा भण्डारण गर्थे, यो रक्सी बन्न धेरै दिन देखि धेरै हप्ता सम्म पनि लाग्थ्यो।</w:t>
+      </w:r>
+    </w:p>
+    <w:p>
+      <w:pPr/>
+      <w:r>
+        <w:rPr>
+          <w:lang w:val="ne_NP" w:bidi="ne_NP"/>
+        </w:rPr>
+      </w:r>
+      <w:r>
+        <w:rPr>
+          <w:lang w:val="ne_NP" w:bidi="ne_NP"/>
+        </w:rPr>
+        <w:t>बाइबलमा भएको दाख-मद्य सामान्यतया रातो रंगको हुन्छ र मानिसहरूले यसलाई ठिकसँग प्रयोग गर्दा यो जीवन, रगत, आनन्द र उत्सवको प्रतीक हुन सक्छ। मानिसहरूले दाख-मद्यलाई ठिकसँग प्रयोग गर्न सक्छन् तापनि मानिसहरूले धेरै मद्यपान गर्दा जड्याहा हुन सक्छन् र यसले तिनीहरूलाइ आफ्नो नियन्त्रण गुमाउने तुल्याउँछ। यो आफ्नो र अरू दुबैको लागि खराब हुन सक्छ।</w:t>
+      </w:r>
+      <w:r>
+        <w:rPr>
+          <w:lang w:val="ne_NP" w:bidi="ne_NP"/>
+        </w:rPr>
+      </w:r>
+      <w:r>
+        <w:rPr>
+          <w:lang w:val="ne_NP" w:bidi="ne_NP"/>
+        </w:rPr>
+      </w:r>
+    </w:p>
+    <w:p>
+      <w:pPr/>
+      <w:r>
+        <w:rPr>
+          <w:lang w:val="ne_NP" w:bidi="ne_NP"/>
+        </w:rPr>
+      </w:r>
+    </w:p>
+    <w:p>
+      <w:pPr>
+        <w:pStyle w:val="Heading2"/>
+      </w:pPr>
+      <w:r>
+        <w:rPr>
+          <w:lang w:val="ne_NP" w:bidi="ne_NP"/>
+        </w:rPr>
+        <w:t>दाखबारी</w:t>
+      </w:r>
+      <w:r>
+        <w:rPr>
+          <w:lang w:val="ne_NP" w:bidi="ne_NP"/>
+        </w:rPr>
       </w:r>
     </w:p>
     <w:p>
@@ -522,21 +1658,153 @@
           <w:b/>
           <w:lang w:val="ne_NP" w:bidi="ne_NP"/>
         </w:rPr>
-        <w:t>तपाईं दयालाई अनुवाद गर्दै हुनुहुन्छ, भने निम्न कुराहरूमा सावधान रहनुहोस्:</w:t>
-      </w:r>
-    </w:p>
-    <w:p>
-      <w:pPr/>
-      <w:r>
-        <w:rPr>
-          <w:lang w:val="ne_NP" w:bidi="ne_NP"/>
-        </w:rPr>
-      </w:r>
-      <w:r>
-        <w:rPr>
-          <w:lang w:val="ne_NP" w:bidi="ne_NP"/>
-        </w:rPr>
-        <w:t>कहिलेकाँही अनुवादकहरूले सन्दर्भ अनुसार हरेक पटक फरक शब्दको प्रयोग गर्नु पर्छ। कहिलेकाँही "दया" शब्द बढि उपयुक्त हुन्छ र कहिलेकाँही "सहानुभूति" बढि उपयुक्त हुन्छ।</w:t>
+        <w:t>दाख बारी</w:t>
+      </w:r>
+      <w:r>
+        <w:rPr>
+          <w:lang w:val="ne_NP" w:bidi="ne_NP"/>
+        </w:rPr>
+        <w:t xml:space="preserve"> भनेको मानिसहरूले अङ्गुर फलाउने बगैचा हो। अङ्गुर भनेको नरम र रसदार फल हो जुन दाखको बोट भनिने रूखमा फल्छ। मानिसहरूले अङ्गुरलाई ताजा वा घाममा सुकाएर खान्छन्। एक पटक सुकेपछि यसलाई </w:t>
+      </w:r>
+      <w:r>
+        <w:rPr>
+          <w:b/>
+          <w:lang w:val="ne_NP" w:bidi="ne_NP"/>
+        </w:rPr>
+        <w:t>किशमिश</w:t>
+      </w:r>
+      <w:r>
+        <w:rPr>
+          <w:lang w:val="ne_NP" w:bidi="ne_NP"/>
+        </w:rPr>
+        <w:t xml:space="preserve"> भनिन्छ र यसलाई लामो समयसम्म राख्न सकिन्छ। मानिसहरूले अङ्गुरबाट रस निकालेर </w:t>
+      </w:r>
+      <w:r>
+        <w:rPr>
+          <w:b/>
+          <w:lang w:val="ne_NP" w:bidi="ne_NP"/>
+        </w:rPr>
+        <w:t>वाईन</w:t>
+      </w:r>
+      <w:r>
+        <w:rPr>
+          <w:lang w:val="ne_NP" w:bidi="ne_NP"/>
+        </w:rPr>
+        <w:t xml:space="preserve"> नाम गरेको मादक पेय पदार्थ पनि बनाउँछन्। अङ्गुर </w:t>
+      </w:r>
+      <w:r>
+        <w:rPr>
+          <w:lang w:val="ne_NP" w:bidi="ne_NP"/>
+        </w:rPr>
+        <w:t>इस्राएलमा</w:t>
+      </w:r>
+      <w:r>
+        <w:rPr>
+          <w:lang w:val="ne_NP" w:bidi="ne_NP"/>
+        </w:rPr>
+        <w:t xml:space="preserve"> धेरै सामान्य थियो र </w:t>
+      </w:r>
+      <w:r>
+        <w:rPr>
+          <w:lang w:val="ne_NP" w:bidi="ne_NP"/>
+        </w:rPr>
+        <w:t>वाईन</w:t>
+      </w:r>
+      <w:r>
+        <w:rPr>
+          <w:lang w:val="ne_NP" w:bidi="ne_NP"/>
+        </w:rPr>
+        <w:t xml:space="preserve"> पानि मिसिएको सामान्य मादक पेय पदार्थ थियो। </w:t>
+      </w:r>
+    </w:p>
+    <w:p>
+      <w:pPr/>
+      <w:r>
+        <w:rPr>
+          <w:lang w:val="ne_NP" w:bidi="ne_NP"/>
+        </w:rPr>
+      </w:r>
+      <w:r>
+        <w:rPr>
+          <w:lang w:val="ne_NP" w:bidi="ne_NP"/>
+        </w:rPr>
+        <w:t xml:space="preserve">सामान्यतया जंगली पशु वा चोर बगैचामा प्रवेश नगरोस भनेर दाख बारीको वरिपरि पर्खाल हुन्थ्यो। मानिसहरूले यो पर्खाल ढुङ्गा वा काडेदार झाडीहरूले बनाउँथे। दाख बारी भित्र पहरेदारको लागि छाप्रो हुन्थ्यो। पहरदारले बगैचाको रेखदेख गर्न सकुन भनेर यो छाप्रो बगैचा भन्दा अलि अग्लो थियो। यसलाई </w:t>
+      </w:r>
+      <w:r>
+        <w:rPr>
+          <w:lang w:val="ne_NP" w:bidi="ne_NP"/>
+        </w:rPr>
+        <w:t>प्रहरीधरहरा</w:t>
+      </w:r>
+      <w:r>
+        <w:rPr>
+          <w:lang w:val="ne_NP" w:bidi="ne_NP"/>
+        </w:rPr>
+        <w:t xml:space="preserve"> भनिन्थ्यो। </w:t>
+      </w:r>
+    </w:p>
+    <w:p>
+      <w:pPr/>
+      <w:r>
+        <w:rPr>
+          <w:lang w:val="ne_NP" w:bidi="ne_NP"/>
+        </w:rPr>
+      </w:r>
+      <w:r>
+        <w:rPr>
+          <w:lang w:val="ne_NP" w:bidi="ne_NP"/>
+        </w:rPr>
+        <w:t xml:space="preserve">त्यहाँ </w:t>
+      </w:r>
+      <w:r>
+        <w:rPr>
+          <w:lang w:val="ne_NP" w:bidi="ne_NP"/>
+        </w:rPr>
+        <w:t>दाखकोल</w:t>
+      </w:r>
+      <w:r>
+        <w:rPr>
+          <w:lang w:val="ne_NP" w:bidi="ne_NP"/>
+        </w:rPr>
+        <w:t xml:space="preserve"> पनि थियो। दाखकोल भनेको ढुङ्गाको समतल टुक्रा हो जसको वरिपरि किनारा हुन्छ। मानिसहरूले यस ढुङ्गामा अङ्गुर खन्याउँछन् र त्यसपछि तिनीहरूका गोडाले अङ्गुरलाई कुल्चिन्छन्। यसले अङ्गुरको रस निकाल्दथ्यो। त्यो रस वाईन ट्याङ्की भनिने भाँडामा बग्थ्यो। रस निकाल्ने अर्को तरिका भनेको अङ्गुरमाथि गह्रौं ढुङ्गा गुडाउने थियो। </w:t>
+      </w:r>
+    </w:p>
+    <w:p>
+      <w:pPr/>
+      <w:r>
+        <w:rPr>
+          <w:lang w:val="ne_NP" w:bidi="ne_NP"/>
+        </w:rPr>
+      </w:r>
+      <w:r>
+        <w:rPr>
+          <w:lang w:val="ne_NP" w:bidi="ne_NP"/>
+        </w:rPr>
+        <w:t xml:space="preserve">इस्राएलमा दाख यति सामान्य थियो कि हामीले प्राय: तिनीहरूलाई चित्रण भाषामा पाउँछौं। पुरानो नियममा, परमेश्वरले कहिलेकाँही इस्राएलका मानिसहरूलाई दाखबारी वा दाखको रूखसँग तुलना गर्नुहुन्थ्यो। </w:t>
+      </w:r>
+      <w:r>
+        <w:rPr>
+          <w:lang w:val="ne_NP" w:bidi="ne_NP"/>
+        </w:rPr>
+        <w:t>परमेश्वरको राज्यको</w:t>
+      </w:r>
+      <w:r>
+        <w:rPr>
+          <w:lang w:val="ne_NP" w:bidi="ne_NP"/>
+        </w:rPr>
+        <w:t xml:space="preserve"> बारेमा व्याख्या गर्न उहाँले दाखको बोट, दाखबारी वा दाखमध्यसँग सम्वन्धित धेरै </w:t>
+      </w:r>
+      <w:r>
+        <w:rPr>
+          <w:lang w:val="ne_NP" w:bidi="ne_NP"/>
+        </w:rPr>
+        <w:t>दृष्टान्तहरू</w:t>
+      </w:r>
+      <w:r>
+        <w:rPr>
+          <w:lang w:val="ne_NP" w:bidi="ne_NP"/>
+        </w:rPr>
+        <w:t xml:space="preserve"> येशूले भन्नुभयो।</w:t>
       </w:r>
       <w:r>
         <w:rPr>
@@ -565,39 +1833,81 @@
         <w:rPr>
           <w:lang w:val="ne_NP" w:bidi="ne_NP"/>
         </w:rPr>
-        <w:t>दया</w:t>
-      </w:r>
-      <w:r>
-        <w:rPr>
-          <w:lang w:val="ne_NP" w:bidi="ne_NP"/>
-        </w:rPr>
-      </w:r>
-    </w:p>
-    <w:p>
-      <w:pPr/>
-      <w:r>
-        <w:rPr>
-          <w:lang w:val="ne_NP" w:bidi="ne_NP"/>
-        </w:rPr>
-      </w:r>
-      <w:r>
-        <w:rPr>
-          <w:lang w:val="ne_NP" w:bidi="ne_NP"/>
-        </w:rPr>
-        <w:t xml:space="preserve">जब कोहीले कसैका लागि </w:t>
+        <w:t>दास</w:t>
+      </w:r>
+      <w:r>
+        <w:rPr>
+          <w:lang w:val="ne_NP" w:bidi="ne_NP"/>
+        </w:rPr>
+      </w:r>
+    </w:p>
+    <w:p>
+      <w:pPr/>
+      <w:r>
+        <w:rPr>
+          <w:lang w:val="ne_NP" w:bidi="ne_NP"/>
+        </w:rPr>
+      </w:r>
+      <w:r>
+        <w:rPr>
+          <w:lang w:val="ne_NP" w:bidi="ne_NP"/>
+        </w:rPr>
+        <w:t>नोकर त्यो व्यक्ति हो जसले अरू कसैको लागि काम गर्दछ। नोकरहरूले आफ्नो मालिकको घर वा खेतहरूमा काम गर्न सक्छन्। समुदायमा नोकरहरूको स्थान सामान्यतया तल्लो हुन्छ।</w:t>
+      </w:r>
+    </w:p>
+    <w:p>
+      <w:pPr/>
+      <w:r>
+        <w:rPr>
+          <w:lang w:val="ne_NP" w:bidi="ne_NP"/>
+        </w:rPr>
+      </w:r>
+      <w:r>
+        <w:rPr>
+          <w:lang w:val="ne_NP" w:bidi="ne_NP"/>
+        </w:rPr>
+        <w:t xml:space="preserve">यदि कुनै नोकरले आफ्नो कामको ज्याला पाउँदैन र आफ्नो मालिकलाई चाहेको बेला छोड्ने स्वतन्त्रता छैन भने त्यो नोकरलाई </w:t>
       </w:r>
       <w:r>
         <w:rPr>
           <w:b/>
           <w:lang w:val="ne_NP" w:bidi="ne_NP"/>
         </w:rPr>
-        <w:t>दया</w:t>
-      </w:r>
-      <w:r>
-        <w:rPr>
-          <w:lang w:val="ne_NP" w:bidi="ne_NP"/>
-        </w:rPr>
-        <w:t xml:space="preserve"> देखाउँछ, तिनीहरूले उसका लागि गहिरो स्नेह वा प्रेम गर्छन्।</w:t>
+        <w:t>दास</w:t>
+      </w:r>
+      <w:r>
+        <w:rPr>
+          <w:lang w:val="ne_NP" w:bidi="ne_NP"/>
+        </w:rPr>
+        <w:t xml:space="preserve"> भनिन्छ। दास भनेको मालिकको सम्पत्ति हो। मालिकले आफ्नो अन्य सम्पत्ति बेचे जसरी दासलाई अरू कसैलाई बेच्न सक्छ।</w:t>
+      </w:r>
+    </w:p>
+    <w:p>
+      <w:pPr/>
+      <w:r>
+        <w:rPr>
+          <w:lang w:val="ne_NP" w:bidi="ne_NP"/>
+        </w:rPr>
+      </w:r>
+      <w:r>
+        <w:rPr>
+          <w:lang w:val="ne_NP" w:bidi="ne_NP"/>
+        </w:rPr>
+        <w:t>केही मालिकहरूले दासहरूलाई क्रूर व्यवहार गर्थे, तर केहि मालिकहरू दयालु थिए र आफ्ना दासहरूलाई परिवारको हिस्सा जस्तै व्यवहार गर्न सक्थे।</w:t>
+      </w:r>
+    </w:p>
+    <w:p>
+      <w:pPr/>
+      <w:r>
+        <w:rPr>
+          <w:lang w:val="ne_NP" w:bidi="ne_NP"/>
+        </w:rPr>
+      </w:r>
+      <w:r>
+        <w:rPr>
+          <w:lang w:val="ne_NP" w:bidi="ne_NP"/>
+        </w:rPr>
+        <w:t>बाइबलमा नोकर र दासको लागि प्राय: एउटै शब्द हुन्छ। कहिलेकाँही "नोकर" को लागि फरक शब्द प्रयोग गरिन्छ उक्त ब्यक्तिले अरूको सेवा गर्छ तर दास होइन भनेर देखाउन प्रयोग गरिन्छ।</w:t>
       </w:r>
       <w:r>
         <w:rPr>
@@ -626,44 +1936,39 @@
         <w:rPr>
           <w:lang w:val="ne_NP" w:bidi="ne_NP"/>
         </w:rPr>
-        <w:t>दर्शन</w:t>
-      </w:r>
-      <w:r>
-        <w:rPr>
-          <w:lang w:val="ne_NP" w:bidi="ne_NP"/>
-        </w:rPr>
-      </w:r>
-    </w:p>
-    <w:p>
-      <w:pPr/>
-      <w:r>
-        <w:rPr>
-          <w:lang w:val="ne_NP" w:bidi="ne_NP"/>
-        </w:rPr>
-      </w:r>
-      <w:r>
-        <w:rPr>
-          <w:lang w:val="ne_NP" w:bidi="ne_NP"/>
-        </w:rPr>
-        <w:t xml:space="preserve">यदि तपाईंले दर्शन पाउनु भएको छ भने अन्य मानिसहरूले नदेखेको वा नसुनेको परमेश्वरको कुरा तपाईंले देख्नुहुन्छ र सुन्नु हुन्छ। कहिलेकाँही परमेश्वरले मानिसहरूलाई भविष्यमा हुने कुराको बारेमा वा कसैलाई केही गर भनेर भन्नलाई दर्शनहरू दिनुहुन्छ। परमेश्वरले मानिसहरू सुतेको बेला </w:t>
-      </w:r>
-      <w:hyperlink r:id="rId15">
-        <w:r>
-          <w:rPr>
-            <w:lang w:val="ne_NP" w:bidi="ne_NP"/>
-          </w:rPr>
-          <w:rPr>
-            <w:color w:val="0000EE"/>
-            <w:u w:val="single"/>
-          </w:rPr>
-          <w:t>सपनामा</w:t>
-        </w:r>
-      </w:hyperlink>
-      <w:r>
-        <w:rPr>
-          <w:lang w:val="ne_NP" w:bidi="ne_NP"/>
-        </w:rPr>
-        <w:t xml:space="preserve"> पनि केहीकुरा देखाउन सक्नुहुन्छ, तर दर्शन चाहि ब्यूँझको बेला हुन्छ।</w:t>
+        <w:t>दीनार</w:t>
+      </w:r>
+      <w:r>
+        <w:rPr>
+          <w:lang w:val="ne_NP" w:bidi="ne_NP"/>
+        </w:rPr>
+      </w:r>
+    </w:p>
+    <w:p>
+      <w:pPr/>
+      <w:r>
+        <w:rPr>
+          <w:lang w:val="ne_NP" w:bidi="ne_NP"/>
+        </w:rPr>
+      </w:r>
+      <w:r>
+        <w:rPr>
+          <w:lang w:val="ne_NP" w:bidi="ne_NP"/>
+        </w:rPr>
+        <w:t xml:space="preserve">एउटा </w:t>
+      </w:r>
+      <w:r>
+        <w:rPr>
+          <w:b/>
+          <w:lang w:val="ne_NP" w:bidi="ne_NP"/>
+        </w:rPr>
+        <w:t>दिनार</w:t>
+      </w:r>
+      <w:r>
+        <w:rPr>
+          <w:lang w:val="ne_NP" w:bidi="ne_NP"/>
+        </w:rPr>
+        <w:t xml:space="preserve"> भनेको येशूको समयमा पैसाको रूपमा प्रयोग गरिएको रोमीहरूले बनाएको चाँदीको सिक्का हो। प्रत्येक दीनारमा रोमी सम्राटको प्रतिमा थियो। साधारण कामदारले एक दिनमा एक दीनार कमाउन सक्थ्यो।</w:t>
       </w:r>
       <w:r>
         <w:rPr>
@@ -692,114 +1997,308 @@
         <w:rPr>
           <w:lang w:val="ne_NP" w:bidi="ne_NP"/>
         </w:rPr>
-        <w:t>दशांश</w:t>
-      </w:r>
-      <w:r>
-        <w:rPr>
-          <w:lang w:val="ne_NP" w:bidi="ne_NP"/>
-        </w:rPr>
-      </w:r>
-    </w:p>
-    <w:p>
-      <w:pPr/>
-      <w:r>
-        <w:rPr>
-          <w:lang w:val="ne_NP" w:bidi="ne_NP"/>
-        </w:rPr>
-      </w:r>
-      <w:r>
-        <w:rPr>
-          <w:lang w:val="ne_NP" w:bidi="ne_NP"/>
-        </w:rPr>
-        <w:t xml:space="preserve">जब मानिसहरूले दशांश दिन्छन् तब तिनीहरूले परमेश्वरलाई आफ्नो आम्दानीको </w:t>
+        <w:t>दुष्ट</w:t>
+      </w:r>
+      <w:r>
+        <w:rPr>
+          <w:lang w:val="ne_NP" w:bidi="ne_NP"/>
+        </w:rPr>
+      </w:r>
+    </w:p>
+    <w:p>
+      <w:pPr/>
+      <w:r>
+        <w:rPr>
+          <w:lang w:val="ne_NP" w:bidi="ne_NP"/>
+        </w:rPr>
       </w:r>
       <w:r>
         <w:rPr>
           <w:b/>
           <w:lang w:val="ne_NP" w:bidi="ne_NP"/>
         </w:rPr>
-        <w:t>दशौं</w:t>
-      </w:r>
-      <w:r>
-        <w:rPr>
-          <w:lang w:val="ne_NP" w:bidi="ne_NP"/>
-        </w:rPr>
-        <w:t xml:space="preserve"> भाग दिन्छन्। सबै सामानको दशौं भाग </w:t>
-      </w:r>
-      <w:hyperlink r:id="rId16">
-        <w:r>
-          <w:rPr>
-            <w:lang w:val="ne_NP" w:bidi="ne_NP"/>
-          </w:rPr>
-          <w:rPr>
-            <w:color w:val="0000EE"/>
-            <w:u w:val="single"/>
-          </w:rPr>
-          <w:t>परमेश्वर</w:t>
-        </w:r>
-      </w:hyperlink>
-      <w:r>
-        <w:rPr>
-          <w:lang w:val="ne_NP" w:bidi="ne_NP"/>
-        </w:rPr>
-        <w:t xml:space="preserve">को हो भनेर परमेश्वरले </w:t>
+        <w:t>दुष्ट</w:t>
+      </w:r>
+      <w:r>
+        <w:rPr>
+          <w:lang w:val="ne_NP" w:bidi="ne_NP"/>
+        </w:rPr>
+        <w:t xml:space="preserve"> कुरा असलको विपरीत हो।</w:t>
+      </w:r>
+    </w:p>
+    <w:p>
+      <w:pPr/>
+      <w:r>
+        <w:rPr>
+          <w:lang w:val="ne_NP" w:bidi="ne_NP"/>
+        </w:rPr>
+      </w:r>
+      <w:r>
+        <w:rPr>
+          <w:lang w:val="ne_NP" w:bidi="ne_NP"/>
+        </w:rPr>
+        <w:t>स्वेच्छाले दुष्ट भएको व्यक्तिले अरू मानिसहरूलाई चोट पुर्याउने खराब कामहरू गर्दछ। जब मानिसहरूले परमेश्वरको आज्ञा पालन गर्न छोड्छन तिनीहरूले दुष्ट कामहरू गर्न थाल्छन्।</w:t>
+      </w:r>
+    </w:p>
+    <w:p>
+      <w:pPr/>
+      <w:r>
+        <w:rPr>
+          <w:lang w:val="ne_NP" w:bidi="ne_NP"/>
+        </w:rPr>
+      </w:r>
+      <w:r>
+        <w:rPr>
+          <w:lang w:val="ne_NP" w:bidi="ne_NP"/>
+        </w:rPr>
+        <w:t>किनभने मानिसहरू परमेश्वरको अतिनै अनाज्ञाकारी छन्, त्यसैले हाम्रो हृदय दुष्ट भएको छ भनेर बाइबलले हामीलाई सिकाउँछ। असल कुराहरू गर्ने चाहना राख्नुको सट्टामा हामी खराब कुराहरू गर्न चाहन्छौ। संसारमा युद्ध, गरीबी र अन्याय जस्ता धेरै समस्याहरू मानिसहरूको हृदय भित्रको दुष्टताको कारणले हुन्छन्। रोग र मृत्यु पनि अन्ततः दुष्टको परिणाम हो।</w:t>
+      </w:r>
+    </w:p>
+    <w:p>
+      <w:pPr/>
+      <w:r>
+        <w:rPr>
+          <w:lang w:val="ne_NP" w:bidi="ne_NP"/>
+        </w:rPr>
+      </w:r>
+      <w:r>
+        <w:rPr>
+          <w:lang w:val="ne_NP" w:bidi="ne_NP"/>
+        </w:rPr>
+        <w:t xml:space="preserve">परमेश्वरले दुष्टलाई घृणा गर्नुहुन्छ। परमेश्वरले मात्र दुष्टलाई नष्ट गर्न सक्नुहुन्छ, किनभने परमेश्वर पुरै असल हुनुहुन्छ। जब परमेश्वरले आफ्नो </w:t>
+      </w:r>
+      <w:r>
+        <w:rPr>
+          <w:lang w:val="ne_NP" w:bidi="ne_NP"/>
+        </w:rPr>
+        <w:t>राज्य</w:t>
+      </w:r>
+      <w:r>
+        <w:rPr>
+          <w:lang w:val="ne_NP" w:bidi="ne_NP"/>
+        </w:rPr>
+        <w:t xml:space="preserve"> सदाको लागि स्थापित गर्नुहुनेछ, उहाँले दुष्टलाई सदाको लागि नष्ट गर्नुहुनेछ। परमेश्वरको राज्यमा कुनै पनि दुष्ट कुरा प्रवेश गर्नेछैन। त्यो समय सम्म, परमेश्वरले अझै पनि दुष्टता हुन दिनुहुन्छ। तापनि परमेश्वर सबै दुष्ट भन्दा बढी शक्तिशाली हुनुहुन्छ।</w:t>
+      </w:r>
+      <w:r>
+        <w:rPr>
+          <w:lang w:val="ne_NP" w:bidi="ne_NP"/>
+        </w:rPr>
+      </w:r>
+      <w:r>
+        <w:rPr>
+          <w:lang w:val="ne_NP" w:bidi="ne_NP"/>
+        </w:rPr>
+      </w:r>
+    </w:p>
+    <w:p>
+      <w:pPr/>
+      <w:r>
+        <w:rPr>
+          <w:lang w:val="ne_NP" w:bidi="ne_NP"/>
+        </w:rPr>
+      </w:r>
+    </w:p>
+    <w:p>
+      <w:pPr>
+        <w:pStyle w:val="Heading2"/>
+      </w:pPr>
+      <w:r>
+        <w:rPr>
+          <w:lang w:val="ne_NP" w:bidi="ne_NP"/>
+        </w:rPr>
+        <w:t>दुष्ट आत्मा</w:t>
+      </w:r>
+      <w:r>
+        <w:rPr>
+          <w:lang w:val="ne_NP" w:bidi="ne_NP"/>
+        </w:rPr>
+      </w:r>
+    </w:p>
+    <w:p>
+      <w:pPr/>
+      <w:r>
+        <w:rPr>
+          <w:lang w:val="ne_NP" w:bidi="ne_NP"/>
+        </w:rPr>
+      </w:r>
+      <w:r>
+        <w:rPr>
+          <w:lang w:val="ne_NP" w:bidi="ne_NP"/>
+        </w:rPr>
+        <w:t>भूत</w:t>
+      </w:r>
+      <w:r>
+        <w:rPr>
+          <w:lang w:val="ne_NP" w:bidi="ne_NP"/>
+        </w:rPr>
+        <w:t xml:space="preserve">, </w:t>
       </w:r>
       <w:r>
         <w:rPr>
           <w:b/>
           <w:lang w:val="ne_NP" w:bidi="ne_NP"/>
         </w:rPr>
-        <w:t>इस्राएलीहरूलाई</w:t>
-      </w:r>
-      <w:r>
-        <w:rPr>
-          <w:lang w:val="ne_NP" w:bidi="ne_NP"/>
-        </w:rPr>
-        <w:t xml:space="preserve"> भन्नुभएको थियो। यसमा तिनीहरूको फलफूल र अन्न, मद्य, तेल र पशुहरू जस्ता कुराहरू समावेश थिए। उदाहरणको लागि, कसैको पशु वा फसलको दशौं भाग भनेको यदि कसैसँग दस गाई छन् भने तिनीहरू मध्ये एउटा परमेश्वरको हो। यदि तिनीहरूसँग १०० गाई छन् भने दस परमेश्वरको हुन्! यदि तिनीहरूसँग १० अन्नका डालाहरू छन् भने एउटा अन्नको डालो परमेश्वरको हो। इस्राएलीहरूले आफ्नो फसल र पशुको यो भाग परमेश्वरको </w:t>
-      </w:r>
-      <w:hyperlink r:id="rId17">
-        <w:r>
-          <w:rPr>
-            <w:lang w:val="ne_NP" w:bidi="ne_NP"/>
-          </w:rPr>
-          <w:rPr>
-            <w:color w:val="0000EE"/>
-            <w:u w:val="single"/>
-          </w:rPr>
-          <w:t>मन्दिरमा</w:t>
-        </w:r>
-      </w:hyperlink>
-      <w:r>
-        <w:rPr>
-          <w:lang w:val="ne_NP" w:bidi="ne_NP"/>
-        </w:rPr>
-        <w:t xml:space="preserve"> भएको कामको लागि दिए। मन्दिरको हेरचाह गर्ने </w:t>
+        <w:t>दुष्ट आत्माहरू</w:t>
+      </w:r>
+      <w:r>
+        <w:rPr>
+          <w:lang w:val="ne_NP" w:bidi="ne_NP"/>
+        </w:rPr>
+        <w:t xml:space="preserve"> वा </w:t>
       </w:r>
       <w:r>
         <w:rPr>
           <w:b/>
           <w:lang w:val="ne_NP" w:bidi="ne_NP"/>
         </w:rPr>
-        <w:t>पूजाहारीहरू</w:t>
-      </w:r>
-      <w:r>
-        <w:rPr>
-          <w:lang w:val="ne_NP" w:bidi="ne_NP"/>
-        </w:rPr>
-        <w:t xml:space="preserve"> र </w:t>
+        <w:t>अशुद्ध आत्मा</w:t>
+      </w:r>
+      <w:r>
+        <w:rPr>
+          <w:lang w:val="ne_NP" w:bidi="ne_NP"/>
+        </w:rPr>
+        <w:t xml:space="preserve"> यी वाक्यांशहरू सबैले एउटै कुरालाई जनाउँछन्। भूत भनेको परमेश्वरको विरुद्धमा विद्रोह गर्ने आत्मा हो। सबै भूतहरूको अगुवालाई </w:t>
+      </w:r>
+      <w:r>
+        <w:rPr>
+          <w:lang w:val="ne_NP" w:bidi="ne_NP"/>
+        </w:rPr>
+        <w:t>शैतान</w:t>
+      </w:r>
+      <w:r>
+        <w:rPr>
+          <w:lang w:val="ne_NP" w:bidi="ne_NP"/>
+        </w:rPr>
+        <w:t xml:space="preserve">, शैतान वा कहिलेकाँही </w:t>
+      </w:r>
+      <w:r>
+        <w:rPr>
+          <w:lang w:val="ne_NP" w:bidi="ne_NP"/>
+        </w:rPr>
+        <w:t>बालजेबुल</w:t>
+      </w:r>
+      <w:r>
+        <w:rPr>
+          <w:lang w:val="ne_NP" w:bidi="ne_NP"/>
+        </w:rPr>
+        <w:t xml:space="preserve"> भनिन्छ। किनभने परमेश्वरले अस्तित्वमा रहेका सबै कुरा सृजना गर्नुभएको छ, परमेश्वरले यी आत्माहरू पनि सृजना गर्नुभयो। परमेश्वरले तिनीहरूलाई उँहाको काम गर्न असल </w:t>
+      </w:r>
+      <w:r>
+        <w:rPr>
+          <w:lang w:val="ne_NP" w:bidi="ne_NP"/>
+        </w:rPr>
+        <w:t>स्वर्गदूतहरू</w:t>
+      </w:r>
+      <w:r>
+        <w:rPr>
+          <w:lang w:val="ne_NP" w:bidi="ne_NP"/>
+        </w:rPr>
+        <w:t>को रूपमा सृष्टि गर्नुभयो। तर केही स्वर्गदूतहरूले परमेश्वरको विरुद्धमा विद्रोह गरे र तिनीहरू दुष्ट आत्माहरू भए। यी दुष्ट आत्माहरूले मानिसहरूलाई नष्ट गर्न र धोखादिन कोसिस गर्छन्।</w:t>
+      </w:r>
+    </w:p>
+    <w:p>
+      <w:pPr/>
+      <w:r>
+        <w:rPr>
+          <w:lang w:val="ne_NP" w:bidi="ne_NP"/>
+        </w:rPr>
+      </w:r>
+      <w:r>
+        <w:rPr>
+          <w:lang w:val="ne_NP" w:bidi="ne_NP"/>
+        </w:rPr>
+        <w:t xml:space="preserve">भूतहरूले मानिसहरूलाई नियन्त्रणमा लिन सक्छन जसले गर्दा मानिसहरू बिरामी पर्छन वा अनौठो व्यवहार गर्छन्। जब भूतले कुनै व्यक्तिलाई नियन्त्रण गर्छ, हामी त्यो व्यक्तिलाई </w:t>
+      </w:r>
+      <w:r>
+        <w:rPr>
+          <w:lang w:val="ne_NP" w:bidi="ne_NP"/>
+        </w:rPr>
+        <w:t>भूत लागेको</w:t>
+      </w:r>
+      <w:r>
+        <w:rPr>
+          <w:lang w:val="ne_NP" w:bidi="ne_NP"/>
+        </w:rPr>
+        <w:t xml:space="preserve"> हो भनेर भन्छौ। भूत लागेको व्यक्ति बहिरा, गुँगो हुन सक्थे वा छारेरोगको जस्तो आक्रमण हुन सक्थ्यो। त्यो व्यक्ति धेरै हिंसात्मक र कराउने हुन सक्थ्यो। </w:t>
+      </w:r>
+      <w:r>
+        <w:rPr>
+          <w:lang w:val="ne_NP" w:bidi="ne_NP"/>
+        </w:rPr>
+        <w:t>यहूदी</w:t>
+      </w:r>
+      <w:r>
+        <w:rPr>
+          <w:lang w:val="ne_NP" w:bidi="ne_NP"/>
+        </w:rPr>
+        <w:t xml:space="preserve"> मानिसहरूले लामो समय लगाएर गरिने रीति-रिवाज मार्फत मानिसहरूबाट भूतहरू धपाउन प्रयास गरे। तर येशूले पृथ्वीमा हुनुभएको समयमा मानिसहरूबाट धेरै भूतहरू भगाउनुभयो र यो कार्य उहाँले भूतहरूलाई निक्लिजा भनेर आज्ञामात्र गरेर गर्नुभयो। </w:t>
+      </w:r>
+    </w:p>
+    <w:p>
+      <w:pPr/>
+      <w:r>
+        <w:rPr>
+          <w:lang w:val="ne_NP" w:bidi="ne_NP"/>
+        </w:rPr>
+      </w:r>
+      <w:r>
+        <w:rPr>
+          <w:lang w:val="ne_NP" w:bidi="ne_NP"/>
+        </w:rPr>
+        <w:t xml:space="preserve">भूतहरूलाई दुष्ट आत्माहरू पनि भन्न सकिन्छ। यसले तिनीहरूको अभिप्राय </w:t>
+      </w:r>
+      <w:r>
+        <w:rPr>
+          <w:lang w:val="ne_NP" w:bidi="ne_NP"/>
+        </w:rPr>
+        <w:t>दुष्ट</w:t>
+      </w:r>
+      <w:r>
+        <w:rPr>
+          <w:lang w:val="ne_NP" w:bidi="ne_NP"/>
+        </w:rPr>
+        <w:t xml:space="preserve"> छन् भनेर स्पष्ट गर्दछ। कहिलेकाँही तिनीहरूलाई अशुद्ध आत्माहरू भनिन्छ। </w:t>
+      </w:r>
+      <w:r>
+        <w:rPr>
+          <w:lang w:val="ne_NP" w:bidi="ne_NP"/>
+        </w:rPr>
+        <w:t>अशुद्ध</w:t>
+      </w:r>
+      <w:r>
+        <w:rPr>
+          <w:lang w:val="ne_NP" w:bidi="ne_NP"/>
+        </w:rPr>
+        <w:t xml:space="preserve"> भएको कुरा परमेश्वरको सेवाको लागि अयोग्य हुन्छ।</w:t>
+      </w:r>
+    </w:p>
+    <w:p>
+      <w:pPr/>
+      <w:r>
+        <w:rPr>
+          <w:lang w:val="ne_NP" w:bidi="ne_NP"/>
+        </w:rPr>
       </w:r>
       <w:r>
         <w:rPr>
           <w:b/>
           <w:lang w:val="ne_NP" w:bidi="ne_NP"/>
         </w:rPr>
-        <w:t>लेवीहरूले</w:t>
-      </w:r>
-      <w:r>
-        <w:rPr>
-          <w:lang w:val="ne_NP" w:bidi="ne_NP"/>
-        </w:rPr>
-        <w:t xml:space="preserve"> यी कुराहरू आफ्नो सहायताका लागि प्रयोग गर्नुपर्छ, किनभने तिनीहरूको आफ्नै खेतहरू र पशुहरू थिएनन् भनेर परमेश्वरले भन्नुभयो। जब मानिसहरूले दशांश दिन्थे, तब तिनीहरूले परमेश्वरले आफूलाई चाहिने सबै कुरा दिनुभएकोमा कृतज्ञता देखाउँथे। सबै कुरा परमेश्वरको हो भनेर आफूलाई थाहा छ भन्नेकुरा पनि तिनीहरूले देखाउँदै थिए।</w:t>
+        <w:t>तपाईं भूतलाई अनुवाद गर्दै हुनुहुन्छ, भने निम्न कुराहरूमा सावधान रहनुहोस्:</w:t>
+      </w:r>
+    </w:p>
+    <w:p>
+      <w:pPr/>
+      <w:r>
+        <w:rPr>
+          <w:lang w:val="ne_NP" w:bidi="ne_NP"/>
+        </w:rPr>
+      </w:r>
+      <w:r>
+        <w:rPr>
+          <w:lang w:val="ne_NP" w:bidi="ne_NP"/>
+        </w:rPr>
+        <w:t xml:space="preserve">भूतहरू मरेका मानिसहरूको आत्माहरू होइनन्, यद्यपि धेरै संस्कृतिहरूमा तिनीहरूले आफू यस्तै हो भनेर नाटक गर्न सक्छन्। यदि तपाईंले मानिसहरूको मृत आत्माहरू भन्ने शब्द प्रयोग गर्नुपर्यो भने सचेत रहनुहोस् कि यी आत्माहरू वास्तवमा मृत मानिसहरूको आत्मा होइनन्, बरु तिनीहरूले यस्तै भएको नाटक मात्र गर्छन् भनेर मानिसहरूले समयमै सिक्नु पर्नेछ। </w:t>
       </w:r>
       <w:r>
         <w:rPr>
@@ -828,7 +2327,7 @@
         <w:rPr>
           <w:lang w:val="ne_NP" w:bidi="ne_NP"/>
         </w:rPr>
-        <w:t>दाऊद</w:t>
+        <w:t>दुष्टता</w:t>
       </w:r>
       <w:r>
         <w:rPr>
@@ -848,2046 +2347,254 @@
           <w:b/>
           <w:lang w:val="ne_NP" w:bidi="ne_NP"/>
         </w:rPr>
-        <w:t>दाऊद</w:t>
-      </w:r>
-      <w:r>
-        <w:rPr>
-          <w:lang w:val="ne_NP" w:bidi="ne_NP"/>
-        </w:rPr>
-        <w:t xml:space="preserve"> </w:t>
-      </w:r>
-      <w:hyperlink r:id="rId18">
-        <w:r>
-          <w:rPr>
-            <w:lang w:val="ne_NP" w:bidi="ne_NP"/>
-          </w:rPr>
-          <w:rPr>
-            <w:color w:val="0000EE"/>
-            <w:u w:val="single"/>
-          </w:rPr>
-          <w:t>इस्राएलको</w:t>
-        </w:r>
-      </w:hyperlink>
-      <w:r>
-        <w:rPr>
-          <w:lang w:val="ne_NP" w:bidi="ne_NP"/>
-        </w:rPr>
-        <w:t xml:space="preserve"> दोस्रो </w:t>
-      </w:r>
-      <w:hyperlink r:id="rId19">
-        <w:r>
-          <w:rPr>
-            <w:lang w:val="ne_NP" w:bidi="ne_NP"/>
-          </w:rPr>
-          <w:rPr>
-            <w:color w:val="0000EE"/>
-            <w:u w:val="single"/>
-          </w:rPr>
-          <w:t>राजा</w:t>
-        </w:r>
-      </w:hyperlink>
-      <w:r>
-        <w:rPr>
-          <w:lang w:val="ne_NP" w:bidi="ne_NP"/>
-        </w:rPr>
-        <w:t xml:space="preserve"> थिए। उ येशूको जन्म भन्दा लगभग १००० वर्ष अघि जिउँथे।</w:t>
-      </w:r>
-    </w:p>
-    <w:p>
-      <w:pPr/>
-      <w:r>
-        <w:rPr>
-          <w:lang w:val="ne_NP" w:bidi="ne_NP"/>
-        </w:rPr>
-      </w:r>
-      <w:r>
-        <w:rPr>
-          <w:lang w:val="ne_NP" w:bidi="ne_NP"/>
-        </w:rPr>
-        <w:t xml:space="preserve">दाऊद यिशै नाम गरेको मानिसको कान्छो छोरा थिए। दाऊदले आफ्नो बुबाको भेडाहरूको हेरचाह गर्थे। यिशै र उसको परिवार </w:t>
-      </w:r>
-      <w:hyperlink r:id="rId20">
-        <w:r>
-          <w:rPr>
-            <w:lang w:val="ne_NP" w:bidi="ne_NP"/>
-          </w:rPr>
-          <w:rPr>
-            <w:color w:val="0000EE"/>
-            <w:u w:val="single"/>
-          </w:rPr>
-          <w:t>बेथलेहेम</w:t>
-        </w:r>
-      </w:hyperlink>
-      <w:r>
-        <w:rPr>
-          <w:lang w:val="ne_NP" w:bidi="ne_NP"/>
-        </w:rPr>
-        <w:t xml:space="preserve"> भनिने गाउँमा बसोबास गर्थे। दाऊदका जेठा दाजुहरू इस्राएलको पहिलो राजा शाऊलका सेनाका सैनिकहरू थिए। राजा शाऊल परमेश्वरको अनाज्ञाकारी भए त्यसैले परमेश्वरले उहाँलाई अस्वीकार गर्नुभयो। त्यसकारणले परमेश्वरले </w:t>
-      </w:r>
-      <w:hyperlink r:id="rId21">
-        <w:r>
-          <w:rPr>
-            <w:lang w:val="ne_NP" w:bidi="ne_NP"/>
-          </w:rPr>
-          <w:rPr>
-            <w:color w:val="0000EE"/>
-            <w:u w:val="single"/>
-          </w:rPr>
-          <w:t>अगमवक्ता</w:t>
-        </w:r>
-      </w:hyperlink>
-      <w:r>
-        <w:rPr>
-          <w:lang w:val="ne_NP" w:bidi="ne_NP"/>
-        </w:rPr>
-        <w:t xml:space="preserve"> शमूएललाई दाऊदलाई अर्को राजाको रूपमा </w:t>
-      </w:r>
-      <w:hyperlink r:id="rId22">
-        <w:r>
-          <w:rPr>
-            <w:lang w:val="ne_NP" w:bidi="ne_NP"/>
-          </w:rPr>
-          <w:rPr>
-            <w:color w:val="0000EE"/>
-            <w:u w:val="single"/>
-          </w:rPr>
-          <w:t>अभिषेक</w:t>
-        </w:r>
-      </w:hyperlink>
-      <w:r>
-        <w:rPr>
-          <w:lang w:val="ne_NP" w:bidi="ne_NP"/>
-        </w:rPr>
-        <w:t xml:space="preserve"> गर्न, यसको अर्थ नियुक्त गर्न निर्देशन दिनुभयो। तर सुरुमा त्यो कुरा गोप्य नै थियो र शाऊल अरू धेरै वर्ष राजा रहे। दाऊद राजाको सेनाको सेनापति भए र परमेश्वरले उसलाई मद्दत गर्नुभयो ताकि दाऊद मार्फत इस्राएलले धेरै लडाईहरू जित्न सकोस्। दाऊद मानिसहरूमा धेरै लोकप्रिय थिए र राजा शाऊलका छोरा जोनाथनको अतिनै मिल्ने मित्र थिए। राजा शाऊलले दाऊदको डाह गरे र उसलाई धेरै पटक मार्ने प्रयास गरे त्यसैले दाऊद भाग्नुपर्यो। दाऊदले आफ्नो वरिपरिका मानिसहरूको समूहलाई भेला गरे र पहाडका मानिसहरूबाट टाढा बसे। कहिलेकाँही राजाले दाऊदलाई लखेट्थे बरू दाऊदलाई एक पटक भन्दा बढी राजालाई मार्ने मौका पाए तर उनले कहिल्यै त्यसो गरेनन्। </w:t>
-      </w:r>
-    </w:p>
-    <w:p>
-      <w:pPr/>
-      <w:r>
-        <w:rPr>
-          <w:lang w:val="ne_NP" w:bidi="ne_NP"/>
-        </w:rPr>
-      </w:r>
-      <w:r>
-        <w:rPr>
-          <w:lang w:val="ne_NP" w:bidi="ne_NP"/>
-        </w:rPr>
-        <w:t xml:space="preserve">एक पटक राजा शाऊल र उसको सेनाले शत्रुहरूसँग लड्दै थिए, </w:t>
+        <w:t>दुष्टताको</w:t>
+      </w:r>
+      <w:r>
+        <w:rPr>
+          <w:lang w:val="ne_NP" w:bidi="ne_NP"/>
+        </w:rPr>
+        <w:t xml:space="preserve"> अर्थ खराब हो। दुष्ट कुरा असलको विपरीत हो।</w:t>
+      </w:r>
+    </w:p>
+    <w:p>
+      <w:pPr/>
+      <w:r>
+        <w:rPr>
+          <w:lang w:val="ne_NP" w:bidi="ne_NP"/>
+        </w:rPr>
+      </w:r>
+      <w:r>
+        <w:rPr>
+          <w:lang w:val="ne_NP" w:bidi="ne_NP"/>
+        </w:rPr>
+        <w:t xml:space="preserve">दुष्ट वा दुष्ट व्यक्तिले स्वेच्छाले अरू मानिसहरूलाई चोट पुर्याउन नराम्रो कामहरू गर्दछ। जब मानिसहरूले </w:t>
+      </w:r>
+      <w:r>
+        <w:rPr>
+          <w:lang w:val="ne_NP" w:bidi="ne_NP"/>
+        </w:rPr>
+        <w:t>परमेश्वरको</w:t>
+      </w:r>
+      <w:r>
+        <w:rPr>
+          <w:lang w:val="ne_NP" w:bidi="ne_NP"/>
+        </w:rPr>
+        <w:t xml:space="preserve"> आज्ञा पालन गर्न छोड्छन् तब तिनीहरूले दुष्ट कामहरू गर्न थाल्छन्।</w:t>
+      </w:r>
+    </w:p>
+    <w:p>
+      <w:pPr/>
+      <w:r>
+        <w:rPr>
+          <w:lang w:val="ne_NP" w:bidi="ne_NP"/>
+        </w:rPr>
+      </w:r>
+      <w:r>
+        <w:rPr>
+          <w:lang w:val="ne_NP" w:bidi="ne_NP"/>
+        </w:rPr>
+        <w:t>किनभने मानिसहरू परमेश्वरको अतिनै अनाज्ञाकारी छन्, त्यसैले हाम्रो हृदय दुष्ट भएको छ भनेर बाइबलले हामीलाई सिकाउँछ। असल कुराहरू गर्ने चाहना राख्नुको सट्टामा हामी खराब कुराहरू गर्न चाहन्छौ। युद्ध, गरीबी र अन्याय जस्ता संसारका धेरै समस्याहरू मानिसहरूको हृदयमा भएको दुष्टताको कारणले हुन्छन्। रोग र मृत्यु पनि अन्ततः दुष्टको परिणाम हो।</w:t>
+      </w:r>
+    </w:p>
+    <w:p>
+      <w:pPr/>
+      <w:r>
+        <w:rPr>
+          <w:lang w:val="ne_NP" w:bidi="ne_NP"/>
+        </w:rPr>
+      </w:r>
+      <w:r>
+        <w:rPr>
+          <w:lang w:val="ne_NP" w:bidi="ne_NP"/>
+        </w:rPr>
+        <w:t>परमेश्वरले दुष्टलाई घृणा गर्नुहुन्छ। जब परमेश्वरले आफ्नो राज्यलाई सदाको लागि स्थापित गर्नुहुनेछ तब उहाँले दुष्टलाई नष्ट गर्नुहुनेछ। परमेश्वरको राज्यमा कुनै पनि दुष्ट कुरा प्रवेश गर्नेछैन। त्यो समय नआए सम्म, परमेश्वरले अझै दुष्टता हुन दिनुहुन्छ। उहाँले किन यसलाई अनुमति दिनुहुन्छ यो ख्रीष्टियानहरूका लागि सबैभन्दा कठिन प्रश्न हो!</w:t>
+      </w:r>
+      <w:r>
+        <w:rPr>
+          <w:lang w:val="ne_NP" w:bidi="ne_NP"/>
+        </w:rPr>
+      </w:r>
+      <w:r>
+        <w:rPr>
+          <w:lang w:val="ne_NP" w:bidi="ne_NP"/>
+        </w:rPr>
+      </w:r>
+    </w:p>
+    <w:p>
+      <w:pPr/>
+      <w:r>
+        <w:rPr>
+          <w:lang w:val="ne_NP" w:bidi="ne_NP"/>
+        </w:rPr>
+      </w:r>
+    </w:p>
+    <w:p>
+      <w:pPr>
+        <w:pStyle w:val="Heading2"/>
+      </w:pPr>
+      <w:r>
+        <w:rPr>
+          <w:lang w:val="ne_NP" w:bidi="ne_NP"/>
+        </w:rPr>
+        <w:t>दृष्टान्त</w:t>
+      </w:r>
+      <w:r>
+        <w:rPr>
+          <w:lang w:val="ne_NP" w:bidi="ne_NP"/>
+        </w:rPr>
+      </w:r>
+    </w:p>
+    <w:p>
+      <w:pPr/>
+      <w:r>
+        <w:rPr>
+          <w:lang w:val="ne_NP" w:bidi="ne_NP"/>
+        </w:rPr>
       </w:r>
       <w:r>
         <w:rPr>
           <w:b/>
           <w:lang w:val="ne_NP" w:bidi="ne_NP"/>
         </w:rPr>
-        <w:t>इस्राएलीहरू</w:t>
-      </w:r>
-      <w:r>
-        <w:rPr>
-          <w:lang w:val="ne_NP" w:bidi="ne_NP"/>
-        </w:rPr>
-        <w:t xml:space="preserve">ले लडाई हारे र राजा शाऊल र उनका छोराहरू मारिए। त्यसपछि इस्राएलका मानिसहरूले दाऊदलाई आफ्नो राजा बनाए। दाऊद </w:t>
-      </w:r>
-      <w:hyperlink r:id="rId23">
-        <w:r>
-          <w:rPr>
-            <w:lang w:val="ne_NP" w:bidi="ne_NP"/>
-          </w:rPr>
-          <w:rPr>
-            <w:color w:val="0000EE"/>
-            <w:u w:val="single"/>
-          </w:rPr>
-          <w:t>यरूशलेम</w:t>
-        </w:r>
-      </w:hyperlink>
-      <w:r>
-        <w:rPr>
-          <w:lang w:val="ne_NP" w:bidi="ne_NP"/>
-        </w:rPr>
-        <w:t>मा बसोबास गर्न थाले जुन इस्राएलको सबैभन्दा महत्त्वपूर्ण शहर भयो।</w:t>
-      </w:r>
-    </w:p>
-    <w:p>
-      <w:pPr/>
-      <w:r>
-        <w:rPr>
-          <w:lang w:val="ne_NP" w:bidi="ne_NP"/>
-        </w:rPr>
-      </w:r>
-      <w:r>
-        <w:rPr>
-          <w:lang w:val="ne_NP" w:bidi="ne_NP"/>
-        </w:rPr>
-        <w:t xml:space="preserve">दाऊद इस्राएलको सबैभन्दा प्रिय राजा भए। उनले परमेश्वरलाई प्रेम गरे र उहाँलाई भरोसा गरे त्यसैले परमेश्वरले उसलाई "परमेश्वरको हृदय अनुसारको मानिस" भनेर बोलाउनुभयो। दाऊदले परमेश्वरको लागि </w:t>
-      </w:r>
-      <w:hyperlink r:id="rId17">
-        <w:r>
-          <w:rPr>
-            <w:lang w:val="ne_NP" w:bidi="ne_NP"/>
-          </w:rPr>
-          <w:rPr>
-            <w:color w:val="0000EE"/>
-            <w:u w:val="single"/>
-          </w:rPr>
-          <w:t>मन्दिर</w:t>
-        </w:r>
-      </w:hyperlink>
-      <w:r>
-        <w:rPr>
-          <w:lang w:val="ne_NP" w:bidi="ne_NP"/>
-        </w:rPr>
-        <w:t xml:space="preserve"> बनाउन धेरै चाहे, तर परमेश्वरले दाऊदलाई भन्नुभयो कि यो मन्दिर दाऊदले होइन, दाऊदको छोराले बनाउने छ। र परमेश्वरले दाऊदलाई धेरै महत्त्वपूर्ण प्रतिज्ञा गर्नुभयो। परमेश्वरले दाऊदलाई उसको </w:t>
+        <w:t>दृष्टान्त</w:t>
+      </w:r>
+      <w:r>
+        <w:rPr>
+          <w:lang w:val="ne_NP" w:bidi="ne_NP"/>
+        </w:rPr>
+        <w:t xml:space="preserve"> अझ गहिरो अर्थ भएको कथा हो। येशूले धेरै दृष्टान्तहरू भन्नुभयो। यी कथाहरूमा, येशूले आफ्नो वरिपरिका मानिसहरूमा धेरै परिचित पात्रहरू र परिस्थितिहरू प्रयोग गर्नुभयो। येशूको श्रोताहरूको लागि यी कथाहरूको अन्त्य प्राय: एकदम आश्चर्यजनक र कहिलेकाँही स्तब्ध पार्ने खालको थियो। कथामार्फत येशूले मानिसहरूलाई परमेश्वरको बारेमा र </w:t>
+      </w:r>
+      <w:r>
+        <w:rPr>
+          <w:lang w:val="ne_NP" w:bidi="ne_NP"/>
+        </w:rPr>
+        <w:t>परमेश्वरको राज्यमा</w:t>
+      </w:r>
+      <w:r>
+        <w:rPr>
+          <w:lang w:val="ne_NP" w:bidi="ne_NP"/>
+        </w:rPr>
+        <w:t xml:space="preserve"> कसरी काम हुन्छ भनेर भन्नुभयो। यी कथाहरू बताएर, येशूले मानिसहरूको सोच र व्यवहार परिवर्तन गर्न चाहनुहुन्छ। मानिसहरूले दृष्टान्तहरू बुझ्न अतिनै ध्यानपूर्वक सुन्न आवश्यक थियो। येशूमा भरोसा गर्ने मानिसहरूले मात्र यी दृष्टान्तहरू पक्कारुपले बुझ्न सक्थे। अन्य मानिसहरूका लागि दृष्टान्तहरू केवल कथाहरू मात्र थिए, जसको अर्थ केही थिएन। कहिलेकाँही येशूले आफ्ना </w:t>
+      </w:r>
+      <w:r>
+        <w:rPr>
+          <w:lang w:val="ne_NP" w:bidi="ne_NP"/>
+        </w:rPr>
+        <w:t>चेलाहरूलाई</w:t>
+      </w:r>
+      <w:r>
+        <w:rPr>
+          <w:lang w:val="ne_NP" w:bidi="ne_NP"/>
+        </w:rPr>
+        <w:t xml:space="preserve"> एकान्तमा दृष्टान्तको अर्थ खोलिदिनु भयो।</w:t>
+      </w:r>
+    </w:p>
+    <w:p>
+      <w:pPr/>
+      <w:r>
+        <w:rPr>
+          <w:lang w:val="ne_NP" w:bidi="ne_NP"/>
+        </w:rPr>
+      </w:r>
+      <w:r>
+        <w:rPr>
+          <w:lang w:val="ne_NP" w:bidi="ne_NP"/>
+        </w:rPr>
+        <w:t xml:space="preserve">पुरानो नियममा, परमेश्वरको सन्देशहरू दिने </w:t>
+      </w:r>
+      <w:r>
+        <w:rPr>
+          <w:lang w:val="ne_NP" w:bidi="ne_NP"/>
+        </w:rPr>
+        <w:t>अगमवक्ताहरूले</w:t>
+      </w:r>
+      <w:r>
+        <w:rPr>
+          <w:lang w:val="ne_NP" w:bidi="ne_NP"/>
+        </w:rPr>
+        <w:t xml:space="preserve"> पनि कहिलेकाँही मानिसहरूलाई परमेश्वरको बारेमा सिकाउन दृष्टान्तहरू भन्थे।</w:t>
+      </w:r>
+      <w:r>
+        <w:rPr>
+          <w:lang w:val="ne_NP" w:bidi="ne_NP"/>
+        </w:rPr>
+      </w:r>
+      <w:r>
+        <w:rPr>
+          <w:lang w:val="ne_NP" w:bidi="ne_NP"/>
+        </w:rPr>
+      </w:r>
+    </w:p>
+    <w:p>
+      <w:pPr/>
+      <w:r>
+        <w:rPr>
+          <w:lang w:val="ne_NP" w:bidi="ne_NP"/>
+        </w:rPr>
+      </w:r>
+    </w:p>
+    <w:p>
+      <w:pPr>
+        <w:pStyle w:val="Heading2"/>
+      </w:pPr>
+      <w:r>
+        <w:rPr>
+          <w:lang w:val="ne_NP" w:bidi="ne_NP"/>
+        </w:rPr>
+        <w:t>देवताहरू</w:t>
+      </w:r>
+      <w:r>
+        <w:rPr>
+          <w:lang w:val="ne_NP" w:bidi="ne_NP"/>
+        </w:rPr>
+      </w:r>
+    </w:p>
+    <w:p>
+      <w:pPr/>
+      <w:r>
+        <w:rPr>
+          <w:lang w:val="ne_NP" w:bidi="ne_NP"/>
+        </w:rPr>
+      </w:r>
+      <w:r>
+        <w:rPr>
+          <w:lang w:val="ne_NP" w:bidi="ne_NP"/>
+        </w:rPr>
+        <w:t xml:space="preserve">बाइबलमा </w:t>
       </w:r>
       <w:r>
         <w:rPr>
           <w:b/>
           <w:lang w:val="ne_NP" w:bidi="ne_NP"/>
         </w:rPr>
-        <w:t>सन्तान</w:t>
-      </w:r>
-      <w:r>
-        <w:rPr>
-          <w:lang w:val="ne_NP" w:bidi="ne_NP"/>
-        </w:rPr>
-        <w:t xml:space="preserve"> मध्ये एउटाले सदाको लागि इस्राएलमा शासन गर्नेछ भनेर प्रतिज्ञा गर्नुभयो।</w:t>
-      </w:r>
-    </w:p>
-    <w:p>
-      <w:pPr/>
-      <w:r>
-        <w:rPr>
-          <w:lang w:val="ne_NP" w:bidi="ne_NP"/>
-        </w:rPr>
-      </w:r>
-      <w:r>
-        <w:rPr>
-          <w:lang w:val="ne_NP" w:bidi="ne_NP"/>
-        </w:rPr>
-        <w:t xml:space="preserve">यसको अर्थ दाऊदले कहिल्यै गलत काम गरेनन् भन्ने होइन। वास्तवमा उनले केही भयानक कामहरू गरे: उनले </w:t>
-      </w:r>
-      <w:hyperlink r:id="rId24">
-        <w:r>
-          <w:rPr>
-            <w:lang w:val="ne_NP" w:bidi="ne_NP"/>
-          </w:rPr>
-          <w:rPr>
-            <w:color w:val="0000EE"/>
-            <w:u w:val="single"/>
-          </w:rPr>
-          <w:t>व्यभिचार</w:t>
-        </w:r>
-      </w:hyperlink>
-      <w:r>
-        <w:rPr>
-          <w:lang w:val="ne_NP" w:bidi="ne_NP"/>
-        </w:rPr>
-        <w:t xml:space="preserve"> र हत्या गरे। तर उनले आफ्नो </w:t>
+        <w:t>परमेश्वरले</w:t>
+      </w:r>
+      <w:r>
+        <w:rPr>
+          <w:lang w:val="ne_NP" w:bidi="ne_NP"/>
+        </w:rPr>
+        <w:t xml:space="preserve"> सबै कुरा सिर्जना गर्ने परमेश्वर र सबैभन्दा शक्तिशाली आत्मिक प्राणी </w:t>
       </w:r>
       <w:r>
         <w:rPr>
           <w:b/>
           <w:lang w:val="ne_NP" w:bidi="ne_NP"/>
         </w:rPr>
-        <w:t>पापहरूबाट</w:t>
-      </w:r>
-      <w:r>
-        <w:rPr>
-          <w:lang w:val="ne_NP" w:bidi="ne_NP"/>
-        </w:rPr>
-        <w:t xml:space="preserve"> </w:t>
+        <w:t>परमप्रभु</w:t>
+      </w:r>
+      <w:r>
+        <w:rPr>
+          <w:lang w:val="ne_NP" w:bidi="ne_NP"/>
+        </w:rPr>
+        <w:t xml:space="preserve">लाई जनाउँनुहुन्छ। उहाँ </w:t>
       </w:r>
       <w:r>
         <w:rPr>
           <w:b/>
           <w:lang w:val="ne_NP" w:bidi="ne_NP"/>
         </w:rPr>
-        <w:t>पश्चात्ताप</w:t>
-      </w:r>
-      <w:r>
-        <w:rPr>
-          <w:lang w:val="ne_NP" w:bidi="ne_NP"/>
-        </w:rPr>
-        <w:t xml:space="preserve"> गरे र परमेश्वरले उनलाई क्षमा गर्नुभयो। तर परमेश्वरले उसलाई </w:t>
-      </w:r>
-      <w:r>
-        <w:rPr>
-          <w:b/>
-          <w:lang w:val="ne_NP" w:bidi="ne_NP"/>
-        </w:rPr>
-        <w:t>क्षमा</w:t>
-      </w:r>
-      <w:r>
-        <w:rPr>
-          <w:lang w:val="ne_NP" w:bidi="ne_NP"/>
-        </w:rPr>
-        <w:t xml:space="preserve"> गरे तापनि दाऊदको पापको प्रभावले त्यो समयदेखि उसको परिवारमा सधैं झगडा र हिंसा हुन्थ्यो र उसका धेरै छोराहरू मरे। दाऊदका केही छोराहरूले बलपूर्वक आफ्नो बुबालाई राजाबाट हटाउन प्रयास गरे र एक पटक दाऊदले आफ्नो छोराबाट भाग्नुपर्यो!</w:t>
-      </w:r>
-    </w:p>
-    <w:p>
-      <w:pPr/>
-      <w:r>
-        <w:rPr>
-          <w:lang w:val="ne_NP" w:bidi="ne_NP"/>
-        </w:rPr>
-      </w:r>
-      <w:r>
-        <w:rPr>
-          <w:lang w:val="ne_NP" w:bidi="ne_NP"/>
-        </w:rPr>
-        <w:t>जब दाऊद धेरै बृद्ध भए, उनले आफ्नो छोरा सुलेमानलाई उनको ठाउँमा राजा बनाए।</w:t>
-      </w:r>
-    </w:p>
-    <w:p>
-      <w:pPr/>
-      <w:r>
-        <w:rPr>
-          <w:lang w:val="ne_NP" w:bidi="ne_NP"/>
-        </w:rPr>
-      </w:r>
-      <w:r>
-        <w:rPr>
-          <w:lang w:val="ne_NP" w:bidi="ne_NP"/>
-        </w:rPr>
-        <w:t xml:space="preserve">दाऊदको मृत्यु भएको सयौं वर्षपछि इस्राएल </w:t>
-      </w:r>
-      <w:hyperlink r:id="rId25">
-        <w:r>
-          <w:rPr>
-            <w:lang w:val="ne_NP" w:bidi="ne_NP"/>
-          </w:rPr>
-          <w:rPr>
-            <w:color w:val="0000EE"/>
-            <w:u w:val="single"/>
-          </w:rPr>
-          <w:t>राष्ट्रको</w:t>
-        </w:r>
-      </w:hyperlink>
-      <w:r>
-        <w:rPr>
-          <w:lang w:val="ne_NP" w:bidi="ne_NP"/>
-        </w:rPr>
-        <w:t xml:space="preserve"> अस्तित्व रहेन। इस्राएलीहरू परमेश्वरको अनाज्ञाकारी भए र तिनीहरूलाई दण्ड दिनकालागि परमेश्वरले तिनीहरूलाई जित्न अर्को देशका मानिसहरूलाई पठाउनुभयो। इस्राएलीहरू पराजित भए र त्यस बेलादेखि तिनीहरू अन्य राष्ट्रहरूद्वारा शासित भए। अब इस्राएलमा शासन गर्ने दाऊदको सन्तान भएन। तर परमेश्वरले प्रतिज्ञालाई कहिल्यै बिर्सनुहुन्न त्यसैले मानिसहरूले परमेश्वरले फेरि दाऊदको सन्तानलाई राजाको रूपमा दिनु हुन्छ भनेर पर्खिरहेका थिए। परमेश्वरले येशू मार्फत यो प्रतिज्ञा पूरा गर्नुभयो।</w:t>
-      </w:r>
-      <w:r>
-        <w:rPr>
-          <w:lang w:val="ne_NP" w:bidi="ne_NP"/>
-        </w:rPr>
-      </w:r>
-      <w:r>
-        <w:rPr>
-          <w:lang w:val="ne_NP" w:bidi="ne_NP"/>
-        </w:rPr>
-      </w:r>
-    </w:p>
-    <w:p>
-      <w:pPr/>
-      <w:r>
-        <w:rPr>
-          <w:lang w:val="ne_NP" w:bidi="ne_NP"/>
-        </w:rPr>
-      </w:r>
-    </w:p>
-    <w:p>
-      <w:pPr>
-        <w:pStyle w:val="Heading2"/>
-      </w:pPr>
-      <w:r>
-        <w:rPr>
-          <w:lang w:val="ne_NP" w:bidi="ne_NP"/>
-        </w:rPr>
-        <w:t>दाऊदको घर</w:t>
-      </w:r>
-      <w:r>
-        <w:rPr>
-          <w:lang w:val="ne_NP" w:bidi="ne_NP"/>
-        </w:rPr>
-      </w:r>
-    </w:p>
-    <w:p>
-      <w:pPr/>
-      <w:r>
-        <w:rPr>
-          <w:lang w:val="ne_NP" w:bidi="ne_NP"/>
-        </w:rPr>
-      </w:r>
-      <w:r>
-        <w:rPr>
-          <w:b/>
-          <w:lang w:val="ne_NP" w:bidi="ne_NP"/>
-        </w:rPr>
-        <w:t>दाऊदको घरले</w:t>
-      </w:r>
-      <w:r>
-        <w:rPr>
-          <w:lang w:val="ne_NP" w:bidi="ne_NP"/>
-        </w:rPr>
-        <w:t xml:space="preserve"> भवनलाई जनाउँदैन, तर दाऊदका मानिसहरूलाई जनाउँछ। </w:t>
-      </w:r>
-      <w:hyperlink r:id="rId26">
-        <w:r>
-          <w:rPr>
-            <w:lang w:val="ne_NP" w:bidi="ne_NP"/>
-          </w:rPr>
-          <w:rPr>
-            <w:color w:val="0000EE"/>
-            <w:u w:val="single"/>
-          </w:rPr>
-          <w:t>दाऊद</w:t>
-        </w:r>
-      </w:hyperlink>
-      <w:r>
-        <w:rPr>
-          <w:lang w:val="ne_NP" w:bidi="ne_NP"/>
-        </w:rPr>
-        <w:t xml:space="preserve"> </w:t>
-      </w:r>
-      <w:hyperlink r:id="rId18">
-        <w:r>
-          <w:rPr>
-            <w:lang w:val="ne_NP" w:bidi="ne_NP"/>
-          </w:rPr>
-          <w:rPr>
-            <w:color w:val="0000EE"/>
-            <w:u w:val="single"/>
-          </w:rPr>
-          <w:t>इस्राएलको</w:t>
-        </w:r>
-      </w:hyperlink>
-      <w:r>
-        <w:rPr>
-          <w:lang w:val="ne_NP" w:bidi="ne_NP"/>
-        </w:rPr>
-        <w:t xml:space="preserve"> इतिहासमा एउटा महत्त्वपूर्ण राजा थिए।</w:t>
-      </w:r>
-    </w:p>
-    <w:p>
-      <w:pPr/>
-      <w:r>
-        <w:rPr>
-          <w:lang w:val="ne_NP" w:bidi="ne_NP"/>
-        </w:rPr>
-      </w:r>
-      <w:r>
-        <w:rPr>
-          <w:lang w:val="ne_NP" w:bidi="ne_NP"/>
-        </w:rPr>
-        <w:t>कहिलेकाँही दाऊदको घर भनेको दाऊद जीवित हुदाका सबै मानिसहरू हो। एक पटक, दाऊद अर्को राजा शाऊलसँग लडिरहेका थिए। बाइबलले त्यो समयमा "दाऊदको घर र शाऊलको घर बीचमा युद्ध थियो" भनेर भन्छ। यसको अर्थ दाऊदका सैनिकहरू राजा शाऊलका सैनिकहरूसँग लडिरहेका थिए।</w:t>
-      </w:r>
-    </w:p>
-    <w:p>
-      <w:pPr/>
-      <w:r>
-        <w:rPr>
-          <w:lang w:val="ne_NP" w:bidi="ne_NP"/>
-        </w:rPr>
-      </w:r>
-      <w:r>
-        <w:rPr>
-          <w:lang w:val="ne_NP" w:bidi="ne_NP"/>
-        </w:rPr>
-        <w:t xml:space="preserve">अन्य समयमा, दाऊदको घरको अर्थ दाऊदको </w:t>
-      </w:r>
-      <w:r>
-        <w:rPr>
-          <w:b/>
-          <w:lang w:val="ne_NP" w:bidi="ne_NP"/>
-        </w:rPr>
-        <w:t>सन्तान</w:t>
-      </w:r>
-      <w:r>
-        <w:rPr>
-          <w:lang w:val="ne_NP" w:bidi="ne_NP"/>
-        </w:rPr>
-        <w:t xml:space="preserve"> हो। जब दाऊदले परमेश्वरको लागि </w:t>
-      </w:r>
-      <w:hyperlink r:id="rId17">
-        <w:r>
-          <w:rPr>
-            <w:lang w:val="ne_NP" w:bidi="ne_NP"/>
-          </w:rPr>
-          <w:rPr>
-            <w:color w:val="0000EE"/>
-            <w:u w:val="single"/>
-          </w:rPr>
-          <w:t>मन्दिर</w:t>
-        </w:r>
-      </w:hyperlink>
-      <w:r>
-        <w:rPr>
-          <w:lang w:val="ne_NP" w:bidi="ne_NP"/>
-        </w:rPr>
-        <w:t xml:space="preserve"> बनाउन चाहे, परमेश्वरले उनलाई भन्नुभयो: "तिमीले मेरो लागि घर बनाउनु आवश्यक छैन। यसको सट्टा, म तेरो लागि घर बनाउनेछु!" यसको अर्थ परमेश्वरले दाऊदलाई धेरै सन्तानहरू दिनुहुनेछ र तिनीहरू मध्ये एक जना दाऊद जस्तै </w:t>
-      </w:r>
-      <w:hyperlink r:id="rId19">
-        <w:r>
-          <w:rPr>
-            <w:lang w:val="ne_NP" w:bidi="ne_NP"/>
-          </w:rPr>
-          <w:rPr>
-            <w:color w:val="0000EE"/>
-            <w:u w:val="single"/>
-          </w:rPr>
-          <w:t>राजा</w:t>
-        </w:r>
-      </w:hyperlink>
-      <w:r>
-        <w:rPr>
-          <w:lang w:val="ne_NP" w:bidi="ne_NP"/>
-        </w:rPr>
-        <w:t xml:space="preserve"> हुनुहुनेछ।</w:t>
-      </w:r>
-    </w:p>
-    <w:p>
-      <w:pPr/>
-      <w:r>
-        <w:rPr>
-          <w:lang w:val="ne_NP" w:bidi="ne_NP"/>
-        </w:rPr>
-      </w:r>
-      <w:r>
-        <w:rPr>
-          <w:lang w:val="ne_NP" w:bidi="ne_NP"/>
-        </w:rPr>
-        <w:t xml:space="preserve">परमेश्वरले आफ्ना दूतहरू </w:t>
-      </w:r>
-      <w:r>
-        <w:rPr>
-          <w:b/>
-          <w:lang w:val="ne_NP" w:bidi="ne_NP"/>
-        </w:rPr>
-        <w:t>अगमवक्ताहरू</w:t>
-      </w:r>
-      <w:r>
-        <w:rPr>
-          <w:lang w:val="ne_NP" w:bidi="ne_NP"/>
-        </w:rPr>
-        <w:t xml:space="preserve"> मार्फत इस्राएलका मानिसहरूलाई भने, विशेष राजा र </w:t>
-      </w:r>
-      <w:hyperlink r:id="rId27">
-        <w:r>
-          <w:rPr>
-            <w:lang w:val="ne_NP" w:bidi="ne_NP"/>
-          </w:rPr>
-          <w:rPr>
-            <w:color w:val="0000EE"/>
-            <w:u w:val="single"/>
-          </w:rPr>
-          <w:t>मुक्तिदाता</w:t>
-        </w:r>
-      </w:hyperlink>
-      <w:r>
-        <w:rPr>
-          <w:lang w:val="ne_NP" w:bidi="ne_NP"/>
-        </w:rPr>
-        <w:t xml:space="preserve"> </w:t>
-      </w:r>
-      <w:hyperlink r:id="rId28">
-        <w:r>
-          <w:rPr>
-            <w:lang w:val="ne_NP" w:bidi="ne_NP"/>
-          </w:rPr>
-          <w:rPr>
-            <w:color w:val="0000EE"/>
-            <w:u w:val="single"/>
-          </w:rPr>
-          <w:t>मसीह</w:t>
-        </w:r>
-      </w:hyperlink>
-      <w:r>
-        <w:rPr>
-          <w:lang w:val="ne_NP" w:bidi="ne_NP"/>
-        </w:rPr>
-        <w:t xml:space="preserve"> दाऊदको घरबाट आउनुहुनेछ। यसको अर्थ मसीह दाऊदको सन्तान हुनुहुनेछ।</w:t>
-      </w:r>
-      <w:r>
-        <w:rPr>
-          <w:lang w:val="ne_NP" w:bidi="ne_NP"/>
-        </w:rPr>
-      </w:r>
-      <w:r>
-        <w:rPr>
-          <w:lang w:val="ne_NP" w:bidi="ne_NP"/>
-        </w:rPr>
-      </w:r>
-    </w:p>
-    <w:p>
-      <w:pPr/>
-      <w:r>
-        <w:rPr>
-          <w:lang w:val="ne_NP" w:bidi="ne_NP"/>
-        </w:rPr>
-      </w:r>
-    </w:p>
-    <w:p>
-      <w:pPr>
-        <w:pStyle w:val="Heading2"/>
-      </w:pPr>
-      <w:r>
-        <w:rPr>
-          <w:lang w:val="ne_NP" w:bidi="ne_NP"/>
-        </w:rPr>
-        <w:t>दाऊदको छोरा</w:t>
-      </w:r>
-      <w:r>
-        <w:rPr>
-          <w:lang w:val="ne_NP" w:bidi="ne_NP"/>
-        </w:rPr>
-      </w:r>
-    </w:p>
-    <w:p>
-      <w:pPr/>
-      <w:r>
-        <w:rPr>
-          <w:lang w:val="ne_NP" w:bidi="ne_NP"/>
-        </w:rPr>
-      </w:r>
-      <w:r>
-        <w:rPr>
-          <w:lang w:val="ne_NP" w:bidi="ne_NP"/>
-        </w:rPr>
-        <w:t xml:space="preserve"> यदि त्यो सन्तान दाऊदको धेरै पुस्ताहरू पछि जन्मिएको भएता पनि </w:t>
-      </w:r>
-      <w:r>
-        <w:rPr>
-          <w:b/>
-          <w:lang w:val="ne_NP" w:bidi="ne_NP"/>
-        </w:rPr>
-        <w:t>दाऊदको छोरा</w:t>
-      </w:r>
-      <w:r>
-        <w:rPr>
-          <w:lang w:val="ne_NP" w:bidi="ne_NP"/>
-        </w:rPr>
-        <w:t xml:space="preserve"> भनेको </w:t>
-      </w:r>
-      <w:hyperlink r:id="rId26">
-        <w:r>
-          <w:rPr>
-            <w:lang w:val="ne_NP" w:bidi="ne_NP"/>
-          </w:rPr>
-          <w:rPr>
-            <w:color w:val="0000EE"/>
-            <w:u w:val="single"/>
-          </w:rPr>
-          <w:t>दाऊदको</w:t>
-        </w:r>
-      </w:hyperlink>
-      <w:r>
-        <w:rPr>
-          <w:lang w:val="ne_NP" w:bidi="ne_NP"/>
-        </w:rPr>
-        <w:t xml:space="preserve"> </w:t>
-      </w:r>
-      <w:hyperlink r:id="rId29">
-        <w:r>
-          <w:rPr>
-            <w:lang w:val="ne_NP" w:bidi="ne_NP"/>
-          </w:rPr>
-          <w:rPr>
-            <w:color w:val="0000EE"/>
-            <w:u w:val="single"/>
-          </w:rPr>
-          <w:t>सन्तान</w:t>
-        </w:r>
-      </w:hyperlink>
-      <w:r>
-        <w:rPr>
-          <w:lang w:val="ne_NP" w:bidi="ne_NP"/>
-        </w:rPr>
-        <w:t xml:space="preserve"> हो।</w:t>
-      </w:r>
-    </w:p>
-    <w:p>
-      <w:pPr/>
-      <w:r>
-        <w:rPr>
-          <w:lang w:val="ne_NP" w:bidi="ne_NP"/>
-        </w:rPr>
-      </w:r>
-      <w:r>
-        <w:rPr>
-          <w:lang w:val="ne_NP" w:bidi="ne_NP"/>
-        </w:rPr>
-        <w:t xml:space="preserve">दाऊद </w:t>
-      </w:r>
-      <w:r>
-        <w:rPr>
-          <w:b/>
-          <w:lang w:val="ne_NP" w:bidi="ne_NP"/>
-        </w:rPr>
-        <w:t>इस्राएलीहरू</w:t>
-      </w:r>
-      <w:r>
-        <w:rPr>
-          <w:lang w:val="ne_NP" w:bidi="ne_NP"/>
-        </w:rPr>
-        <w:t xml:space="preserve"> मध्ये सबैभन्दा प्रिय राजा थिए, र येशू जन्मनु भन्दा लगभग एक हजार वर्ष अघि उहाँ जीउनु हुन्थ्यो। परमेश्वरले दाऊदलाई उहाँको सन्तान मध्ये कसैले सधैँ इस्राएलमा शासन गर्नेछ भनेर प्रतिज्ञा </w:t>
-      </w:r>
-      <w:hyperlink r:id="rId18">
-        <w:r>
-          <w:rPr>
-            <w:lang w:val="ne_NP" w:bidi="ne_NP"/>
-          </w:rPr>
-          <w:rPr>
-            <w:color w:val="0000EE"/>
-            <w:u w:val="single"/>
-          </w:rPr>
-          <w:t>गर्नुभएको</w:t>
-        </w:r>
-      </w:hyperlink>
-      <w:r>
-        <w:rPr>
-          <w:lang w:val="ne_NP" w:bidi="ne_NP"/>
-        </w:rPr>
-        <w:t xml:space="preserve"> थियो। तर इस्राएलीहरू परमेश्वरको अनाज्ञाकारी थिए, त्यसैले परमेश्वरले तिनीहरूको शत्रुहरूलाइ तिनीहरूमाथि बिजयगर्न अनुमति दिनुभयो। इस्राएल </w:t>
-      </w:r>
-      <w:hyperlink r:id="rId30">
-        <w:r>
-          <w:rPr>
-            <w:lang w:val="ne_NP" w:bidi="ne_NP"/>
-          </w:rPr>
-          <w:rPr>
-            <w:color w:val="0000EE"/>
-            <w:u w:val="single"/>
-          </w:rPr>
-          <w:t>राज्यको</w:t>
-        </w:r>
-      </w:hyperlink>
-      <w:r>
-        <w:rPr>
-          <w:lang w:val="ne_NP" w:bidi="ne_NP"/>
-        </w:rPr>
-        <w:t xml:space="preserve"> अस्तित्वको अन्त्य भयो। तर यस कठिन समयमा पनि परमेश्वरले मानिसहरूलाई आशाको सन्देशहरू दिनुभयो। परमेश्वरले आफ्ना प्रवक्ता </w:t>
-      </w:r>
-      <w:r>
-        <w:rPr>
-          <w:b/>
-          <w:lang w:val="ne_NP" w:bidi="ne_NP"/>
-        </w:rPr>
-        <w:t>अगमवक्ताहरू</w:t>
-      </w:r>
-      <w:r>
-        <w:rPr>
-          <w:lang w:val="ne_NP" w:bidi="ne_NP"/>
-        </w:rPr>
-        <w:t xml:space="preserve"> मार्फत मानिसहरूलाई भन्नुभयो कि दाऊदको सन्तानले फेरि इस्राएलमा शासन गर्ने समय आउनेछ। यो </w:t>
-      </w:r>
-      <w:hyperlink r:id="rId19">
-        <w:r>
-          <w:rPr>
-            <w:lang w:val="ne_NP" w:bidi="ne_NP"/>
-          </w:rPr>
-          <w:rPr>
-            <w:color w:val="0000EE"/>
-            <w:u w:val="single"/>
-          </w:rPr>
-          <w:t>राजाले</w:t>
-        </w:r>
-      </w:hyperlink>
-      <w:r>
-        <w:rPr>
-          <w:lang w:val="ne_NP" w:bidi="ne_NP"/>
-        </w:rPr>
-        <w:t xml:space="preserve"> मानिसहरूलाई तिनीहरूको समस्याबाट बचाउँने थिए र सबै कुरा फेरि ठिक पार्ने थिए। </w:t>
-      </w:r>
-    </w:p>
-    <w:p>
-      <w:pPr/>
-      <w:r>
-        <w:rPr>
-          <w:lang w:val="ne_NP" w:bidi="ne_NP"/>
-        </w:rPr>
-      </w:r>
-      <w:r>
-        <w:rPr>
-          <w:lang w:val="ne_NP" w:bidi="ne_NP"/>
-        </w:rPr>
-        <w:t xml:space="preserve">त्यसैले इस्राएलीहरूले कुनै दिन परमेश्वरले मानिसहरूलाई यस्तै राजा र </w:t>
-      </w:r>
-      <w:hyperlink r:id="rId27">
-        <w:r>
-          <w:rPr>
-            <w:lang w:val="ne_NP" w:bidi="ne_NP"/>
-          </w:rPr>
-          <w:rPr>
-            <w:color w:val="0000EE"/>
-            <w:u w:val="single"/>
-          </w:rPr>
-          <w:t>मुक्तिदाता</w:t>
-        </w:r>
-      </w:hyperlink>
-      <w:r>
-        <w:rPr>
-          <w:lang w:val="ne_NP" w:bidi="ne_NP"/>
-        </w:rPr>
-        <w:t xml:space="preserve"> पठाउनु हुनेछ भनेर आशा गरिरहेका थिए। तिनीहरूले यस प्रतिज्ञा गरिएको राजालाई </w:t>
-      </w:r>
-      <w:hyperlink r:id="rId28">
-        <w:r>
-          <w:rPr>
-            <w:lang w:val="ne_NP" w:bidi="ne_NP"/>
-          </w:rPr>
-          <w:rPr>
-            <w:color w:val="0000EE"/>
-            <w:u w:val="single"/>
-          </w:rPr>
-          <w:t>मसीह</w:t>
-        </w:r>
-      </w:hyperlink>
-      <w:r>
-        <w:rPr>
-          <w:lang w:val="ne_NP" w:bidi="ne_NP"/>
-        </w:rPr>
-        <w:t xml:space="preserve"> वा </w:t>
-      </w:r>
-      <w:hyperlink r:id="rId31">
-        <w:r>
-          <w:rPr>
-            <w:lang w:val="ne_NP" w:bidi="ne_NP"/>
-          </w:rPr>
-          <w:rPr>
-            <w:color w:val="0000EE"/>
-            <w:u w:val="single"/>
-          </w:rPr>
-          <w:t>ख्रीष्ट</w:t>
-        </w:r>
-      </w:hyperlink>
-      <w:r>
-        <w:rPr>
-          <w:lang w:val="ne_NP" w:bidi="ne_NP"/>
-        </w:rPr>
-        <w:t xml:space="preserve"> भने। मसीह कुनै विशेष कामको लागि नियुक्त गरिएको व्यक्ति हो। मसीह दाऊदको सन्तान हुनुहुन्थ्यो। जब नयाँ नियमका मानिसहरूले येशूलाई "दाऊदको छोरा" भनेर बोलाउँछन्, परमेश्वरले पठाउने प्रतिज्ञा गर्नुभएको येशू विशेष राजा र मुक्तिदाता हुनुहुन्छ भनेर तिनीहरूले </w:t>
-      </w:r>
-      <w:r>
-        <w:rPr>
-          <w:b/>
-          <w:lang w:val="ne_NP" w:bidi="ne_NP"/>
-        </w:rPr>
-        <w:t>विश्वास</w:t>
-      </w:r>
-      <w:r>
-        <w:rPr>
-          <w:lang w:val="ne_NP" w:bidi="ne_NP"/>
-        </w:rPr>
-        <w:t xml:space="preserve"> गर्छन् भन्ने अर्थ हो। </w:t>
-      </w:r>
-      <w:r>
-        <w:rPr>
-          <w:lang w:val="ne_NP" w:bidi="ne_NP"/>
-        </w:rPr>
-      </w:r>
-      <w:r>
-        <w:rPr>
-          <w:lang w:val="ne_NP" w:bidi="ne_NP"/>
-        </w:rPr>
-      </w:r>
-    </w:p>
-    <w:p>
-      <w:pPr/>
-      <w:r>
-        <w:rPr>
-          <w:lang w:val="ne_NP" w:bidi="ne_NP"/>
-        </w:rPr>
-      </w:r>
-    </w:p>
-    <w:p>
-      <w:pPr>
-        <w:pStyle w:val="Heading2"/>
-      </w:pPr>
-      <w:r>
-        <w:rPr>
-          <w:lang w:val="ne_NP" w:bidi="ne_NP"/>
-        </w:rPr>
-        <w:t>दाख पेल्ने कोल</w:t>
-      </w:r>
-      <w:r>
-        <w:rPr>
-          <w:lang w:val="ne_NP" w:bidi="ne_NP"/>
-        </w:rPr>
-      </w:r>
-    </w:p>
-    <w:p>
-      <w:pPr/>
-      <w:r>
-        <w:rPr>
-          <w:lang w:val="ne_NP" w:bidi="ne_NP"/>
-        </w:rPr>
-      </w:r>
-      <w:r>
-        <w:rPr>
-          <w:b/>
-          <w:lang w:val="ne_NP" w:bidi="ne_NP"/>
-        </w:rPr>
-        <w:t>दाखकोल</w:t>
-      </w:r>
-      <w:r>
-        <w:rPr>
-          <w:lang w:val="ne_NP" w:bidi="ne_NP"/>
-        </w:rPr>
-        <w:t xml:space="preserve"> भनेको ढुङ्गाको समतल टुक्रा हो जसको वरिपरि किनारा हुन्छ। </w:t>
-      </w:r>
-      <w:hyperlink r:id="rId18">
-        <w:r>
-          <w:rPr>
-            <w:lang w:val="ne_NP" w:bidi="ne_NP"/>
-          </w:rPr>
-          <w:rPr>
-            <w:color w:val="0000EE"/>
-            <w:u w:val="single"/>
-          </w:rPr>
-          <w:t>इस्राएलका</w:t>
-        </w:r>
-      </w:hyperlink>
-      <w:r>
-        <w:rPr>
-          <w:lang w:val="ne_NP" w:bidi="ne_NP"/>
-        </w:rPr>
-        <w:t xml:space="preserve"> मानिसहरूले अङ्गुर थिचेर रस निकाल्न यसलाई प्रयोग गर्छन्। अङ्गुर नरम र रसदार फल हो। मानिसहरूले यस ढुङ्गामा अङ्गुर खन्याउँछन् र त्यसपछि तिनीहरूका गोडाले अङ्गुरलाई कुल्चिन्छन्। यसले अङ्गुरको रस निकाल्दथ्यो। त्यो रस वाईन ट्याङ्की भनिने भाँडामा बग्थ्यो। रस निकाल्ने अर्को तरिका भनेको अङ्गुरमाथि भारी ढुङ्गा गुडाउने थियो। </w:t>
-      </w:r>
-      <w:r>
-        <w:rPr>
-          <w:lang w:val="ne_NP" w:bidi="ne_NP"/>
-        </w:rPr>
-      </w:r>
-      <w:r>
-        <w:rPr>
-          <w:lang w:val="ne_NP" w:bidi="ne_NP"/>
-        </w:rPr>
-      </w:r>
-    </w:p>
-    <w:p>
-      <w:pPr/>
-      <w:r>
-        <w:rPr>
-          <w:lang w:val="ne_NP" w:bidi="ne_NP"/>
-        </w:rPr>
-      </w:r>
-    </w:p>
-    <w:p>
-      <w:pPr>
-        <w:pStyle w:val="Heading2"/>
-      </w:pPr>
-      <w:r>
-        <w:rPr>
-          <w:lang w:val="ne_NP" w:bidi="ne_NP"/>
-        </w:rPr>
-        <w:t>दाख मद्ध्</w:t>
-      </w:r>
-      <w:r>
-        <w:rPr>
-          <w:lang w:val="ne_NP" w:bidi="ne_NP"/>
-        </w:rPr>
-      </w:r>
-    </w:p>
-    <w:p>
-      <w:pPr/>
-      <w:r>
-        <w:rPr>
-          <w:lang w:val="ne_NP" w:bidi="ne_NP"/>
-        </w:rPr>
-      </w:r>
-      <w:r>
-        <w:rPr>
-          <w:lang w:val="ne_NP" w:bidi="ne_NP"/>
-        </w:rPr>
-        <w:t>दाख मद्ध भनेको मर्चा हालेको अङ्गुरको रस हो। मानिसहरूले अङ्गुरबाट अङ्गुरको रस बनाउँछन्। अङ्गुर भनेको नरम र रसदार फल हो जुन अङ्गुरको बोटमा फल्छ। मानिसहरूले ढुङ्गामा अङ्गुर खन्याउँछन् र त्यसपछि तिनीहरूले अंगुरलाई गोडाले कुल्चिन्छन्। यसले अङ्गुरको रस निचोर्थ्यो। त्यो रस वाईन ट्याङ्की भनिने भाँडामा बग्थ्यो। रस निकाल्ने अर्को तरिका भनेको अङ्गुरमाथि गह्रौं ढुङ्गा गुडाउने थियो। त्यसपछि मानिसहरूले अङ्गुरको रसलाई रक्सी नबनेसम्म जार भाडाहरूमा भण्डारण गर्थे, यो रक्सी बन्न धेरै दिन देखि धेरै हप्ता सम्म पनि लाग्थ्यो।</w:t>
-      </w:r>
-    </w:p>
-    <w:p>
-      <w:pPr/>
-      <w:r>
-        <w:rPr>
-          <w:lang w:val="ne_NP" w:bidi="ne_NP"/>
-        </w:rPr>
-      </w:r>
-      <w:r>
-        <w:rPr>
-          <w:lang w:val="ne_NP" w:bidi="ne_NP"/>
-        </w:rPr>
-        <w:t>बाइबलमा भएको दाख-मद्य सामान्यतया रातो रंगको हुन्छ र मानिसहरूले यसलाई ठिकसँग प्रयोग गर्दा यो जीवन, रगत, आनन्द र उत्सवको प्रतीक हुन सक्छ। मानिसहरूले दाख-मद्यलाई ठिकसँग प्रयोग गर्न सक्छन् तापनि मानिसहरूले धेरै मद्यपान गर्दा जड्याहा हुन सक्छन् र यसले तिनीहरूलाइ आफ्नो नियन्त्रण गुमाउने तुल्याउँछ। यो आफ्नो र अरू दुबैको लागि खराब हुन सक्छ।</w:t>
-      </w:r>
-      <w:r>
-        <w:rPr>
-          <w:lang w:val="ne_NP" w:bidi="ne_NP"/>
-        </w:rPr>
-      </w:r>
-      <w:r>
-        <w:rPr>
-          <w:lang w:val="ne_NP" w:bidi="ne_NP"/>
-        </w:rPr>
-      </w:r>
-    </w:p>
-    <w:p>
-      <w:pPr/>
-      <w:r>
-        <w:rPr>
-          <w:lang w:val="ne_NP" w:bidi="ne_NP"/>
-        </w:rPr>
-      </w:r>
-    </w:p>
-    <w:p>
-      <w:pPr>
-        <w:pStyle w:val="Heading2"/>
-      </w:pPr>
-      <w:r>
-        <w:rPr>
-          <w:lang w:val="ne_NP" w:bidi="ne_NP"/>
-        </w:rPr>
-        <w:t>दाखबारी</w:t>
-      </w:r>
-      <w:r>
-        <w:rPr>
-          <w:lang w:val="ne_NP" w:bidi="ne_NP"/>
-        </w:rPr>
-      </w:r>
-    </w:p>
-    <w:p>
-      <w:pPr/>
-      <w:r>
-        <w:rPr>
-          <w:lang w:val="ne_NP" w:bidi="ne_NP"/>
-        </w:rPr>
-      </w:r>
-      <w:r>
-        <w:rPr>
-          <w:b/>
-          <w:lang w:val="ne_NP" w:bidi="ne_NP"/>
-        </w:rPr>
-        <w:t>दाख बारी</w:t>
-      </w:r>
-      <w:r>
-        <w:rPr>
-          <w:lang w:val="ne_NP" w:bidi="ne_NP"/>
-        </w:rPr>
-        <w:t xml:space="preserve"> भनेको मानिसहरूले अङ्गुर फलाउने बगैचा हो। अङ्गुर भनेको नरम र रसदार फल हो जुन दाखको बोट भनिने रूखमा फल्छ। मानिसहरूले अङ्गुरलाई ताजा वा घाममा सुकाएर खान्छन्। एक पटक सुकेपछि यसलाई </w:t>
-      </w:r>
-      <w:r>
-        <w:rPr>
-          <w:b/>
-          <w:lang w:val="ne_NP" w:bidi="ne_NP"/>
-        </w:rPr>
-        <w:t>किशमिश</w:t>
-      </w:r>
-      <w:r>
-        <w:rPr>
-          <w:lang w:val="ne_NP" w:bidi="ne_NP"/>
-        </w:rPr>
-        <w:t xml:space="preserve"> भनिन्छ र यसलाई लामो समयसम्म राख्न सकिन्छ। मानिसहरूले अङ्गुरबाट रस निकालेर </w:t>
-      </w:r>
-      <w:hyperlink r:id="rId32">
-        <w:r>
-          <w:rPr>
-            <w:lang w:val="ne_NP" w:bidi="ne_NP"/>
-          </w:rPr>
-          <w:rPr>
-            <w:color w:val="0000EE"/>
-            <w:u w:val="single"/>
-          </w:rPr>
-          <w:t>वाईन</w:t>
-        </w:r>
-      </w:hyperlink>
-      <w:r>
-        <w:rPr>
-          <w:lang w:val="ne_NP" w:bidi="ne_NP"/>
-        </w:rPr>
-        <w:t xml:space="preserve"> नाम गरेको मादक पेय पदार्थ पनि बनाउँछन्। अङ्गुर </w:t>
-      </w:r>
-      <w:hyperlink r:id="rId18">
-        <w:r>
-          <w:rPr>
-            <w:lang w:val="ne_NP" w:bidi="ne_NP"/>
-          </w:rPr>
-          <w:rPr>
-            <w:color w:val="0000EE"/>
-            <w:u w:val="single"/>
-          </w:rPr>
-          <w:t>इस्राएलमा</w:t>
-        </w:r>
-      </w:hyperlink>
-      <w:r>
-        <w:rPr>
-          <w:lang w:val="ne_NP" w:bidi="ne_NP"/>
-        </w:rPr>
-        <w:t xml:space="preserve"> धेरै सामान्य थियो र </w:t>
-      </w:r>
-      <w:hyperlink r:id="rId32">
-        <w:r>
-          <w:rPr>
-            <w:lang w:val="ne_NP" w:bidi="ne_NP"/>
-          </w:rPr>
-          <w:rPr>
-            <w:color w:val="0000EE"/>
-            <w:u w:val="single"/>
-          </w:rPr>
-          <w:t>वाईन</w:t>
-        </w:r>
-      </w:hyperlink>
-      <w:r>
-        <w:rPr>
-          <w:lang w:val="ne_NP" w:bidi="ne_NP"/>
-        </w:rPr>
-        <w:t xml:space="preserve"> पानि मिसिएको सामान्य मादक पेय पदार्थ थियो। </w:t>
-      </w:r>
-    </w:p>
-    <w:p>
-      <w:pPr/>
-      <w:r>
-        <w:rPr>
-          <w:lang w:val="ne_NP" w:bidi="ne_NP"/>
-        </w:rPr>
-      </w:r>
-      <w:r>
-        <w:rPr>
-          <w:lang w:val="ne_NP" w:bidi="ne_NP"/>
-        </w:rPr>
-        <w:t xml:space="preserve">सामान्यतया जंगली पशु वा चोर बगैचामा प्रवेश नगरोस भनेर दाख बारीको वरिपरि पर्खाल हुन्थ्यो। मानिसहरूले यो पर्खाल ढुङ्गा वा काडेदार झाडीहरूले बनाउँथे। दाख बारी भित्र पहरेदारको लागि छाप्रो हुन्थ्यो। पहरदारले बगैचाको रेखदेख गर्न सकुन भनेर यो छाप्रो बगैचा भन्दा अलि अग्लो थियो। यसलाई </w:t>
-      </w:r>
-      <w:hyperlink r:id="rId33">
-        <w:r>
-          <w:rPr>
-            <w:lang w:val="ne_NP" w:bidi="ne_NP"/>
-          </w:rPr>
-          <w:rPr>
-            <w:color w:val="0000EE"/>
-            <w:u w:val="single"/>
-          </w:rPr>
-          <w:t>प्रहरीधरहरा</w:t>
-        </w:r>
-      </w:hyperlink>
-      <w:r>
-        <w:rPr>
-          <w:lang w:val="ne_NP" w:bidi="ne_NP"/>
-        </w:rPr>
-        <w:t xml:space="preserve"> भनिन्थ्यो। </w:t>
-      </w:r>
-    </w:p>
-    <w:p>
-      <w:pPr/>
-      <w:r>
-        <w:rPr>
-          <w:lang w:val="ne_NP" w:bidi="ne_NP"/>
-        </w:rPr>
-      </w:r>
-      <w:r>
-        <w:rPr>
-          <w:lang w:val="ne_NP" w:bidi="ne_NP"/>
-        </w:rPr>
-        <w:t xml:space="preserve">त्यहाँ </w:t>
-      </w:r>
-      <w:hyperlink r:id="rId34">
-        <w:r>
-          <w:rPr>
-            <w:lang w:val="ne_NP" w:bidi="ne_NP"/>
-          </w:rPr>
-          <w:rPr>
-            <w:color w:val="0000EE"/>
-            <w:u w:val="single"/>
-          </w:rPr>
-          <w:t>दाखकोल</w:t>
-        </w:r>
-      </w:hyperlink>
-      <w:r>
-        <w:rPr>
-          <w:lang w:val="ne_NP" w:bidi="ne_NP"/>
-        </w:rPr>
-        <w:t xml:space="preserve"> पनि थियो। दाखकोल भनेको ढुङ्गाको समतल टुक्रा हो जसको वरिपरि किनारा हुन्छ। मानिसहरूले यस ढुङ्गामा अङ्गुर खन्याउँछन् र त्यसपछि तिनीहरूका गोडाले अङ्गुरलाई कुल्चिन्छन्। यसले अङ्गुरको रस निकाल्दथ्यो। त्यो रस वाईन ट्याङ्की भनिने भाँडामा बग्थ्यो। रस निकाल्ने अर्को तरिका भनेको अङ्गुरमाथि गह्रौं ढुङ्गा गुडाउने थियो। </w:t>
-      </w:r>
-    </w:p>
-    <w:p>
-      <w:pPr/>
-      <w:r>
-        <w:rPr>
-          <w:lang w:val="ne_NP" w:bidi="ne_NP"/>
-        </w:rPr>
-      </w:r>
-      <w:r>
-        <w:rPr>
-          <w:lang w:val="ne_NP" w:bidi="ne_NP"/>
-        </w:rPr>
-        <w:t xml:space="preserve">इस्राएलमा दाख यति सामान्य थियो कि हामीले प्राय: तिनीहरूलाई चित्रण भाषामा पाउँछौं। पुरानो नियममा, परमेश्वरले कहिलेकाँही इस्राएलका मानिसहरूलाई दाखबारी वा दाखको रूखसँग तुलना गर्नुहुन्थ्यो। </w:t>
-      </w:r>
-      <w:hyperlink r:id="rId35">
-        <w:r>
-          <w:rPr>
-            <w:lang w:val="ne_NP" w:bidi="ne_NP"/>
-          </w:rPr>
-          <w:rPr>
-            <w:color w:val="0000EE"/>
-            <w:u w:val="single"/>
-          </w:rPr>
-          <w:t>परमेश्वरको राज्यको</w:t>
-        </w:r>
-      </w:hyperlink>
-      <w:r>
-        <w:rPr>
-          <w:lang w:val="ne_NP" w:bidi="ne_NP"/>
-        </w:rPr>
-        <w:t xml:space="preserve"> बारेमा व्याख्या गर्न उहाँले दाखको बोट, दाखबारी वा दाखमध्यसँग सम्वन्धित धेरै </w:t>
-      </w:r>
-      <w:r>
-        <w:rPr>
-          <w:b/>
-          <w:lang w:val="ne_NP" w:bidi="ne_NP"/>
-        </w:rPr>
-        <w:t>दृष्टान्तहरू</w:t>
-      </w:r>
-      <w:r>
-        <w:rPr>
-          <w:lang w:val="ne_NP" w:bidi="ne_NP"/>
-        </w:rPr>
-        <w:t xml:space="preserve"> येशूले भन्नुभयो।</w:t>
-      </w:r>
-      <w:r>
-        <w:rPr>
-          <w:lang w:val="ne_NP" w:bidi="ne_NP"/>
-        </w:rPr>
-      </w:r>
-      <w:r>
-        <w:rPr>
-          <w:lang w:val="ne_NP" w:bidi="ne_NP"/>
-        </w:rPr>
-      </w:r>
-    </w:p>
-    <w:p>
-      <w:pPr/>
-      <w:r>
-        <w:rPr>
-          <w:lang w:val="ne_NP" w:bidi="ne_NP"/>
-        </w:rPr>
-      </w:r>
-    </w:p>
-    <w:p>
-      <w:pPr>
-        <w:pStyle w:val="Heading2"/>
-      </w:pPr>
-      <w:r>
-        <w:rPr>
-          <w:lang w:val="ne_NP" w:bidi="ne_NP"/>
-        </w:rPr>
-        <w:t>दास</w:t>
-      </w:r>
-      <w:r>
-        <w:rPr>
-          <w:lang w:val="ne_NP" w:bidi="ne_NP"/>
-        </w:rPr>
-      </w:r>
-    </w:p>
-    <w:p>
-      <w:pPr/>
-      <w:r>
-        <w:rPr>
-          <w:lang w:val="ne_NP" w:bidi="ne_NP"/>
-        </w:rPr>
-      </w:r>
-      <w:r>
-        <w:rPr>
-          <w:lang w:val="ne_NP" w:bidi="ne_NP"/>
-        </w:rPr>
-        <w:t>नोकर त्यो व्यक्ति हो जसले अरू कसैको लागि काम गर्दछ। नोकरहरूले आफ्नो मालिकको घर वा खेतहरूमा काम गर्न सक्छन्। समुदायमा नोकरहरूको स्थान सामान्यतया तल्लो हुन्छ।</w:t>
-      </w:r>
-    </w:p>
-    <w:p>
-      <w:pPr/>
-      <w:r>
-        <w:rPr>
-          <w:lang w:val="ne_NP" w:bidi="ne_NP"/>
-        </w:rPr>
-      </w:r>
-      <w:r>
-        <w:rPr>
-          <w:lang w:val="ne_NP" w:bidi="ne_NP"/>
-        </w:rPr>
-        <w:t xml:space="preserve">यदि कुनै नोकरले आफ्नो कामको ज्याला पाउँदैन र आफ्नो मालिकलाई चाहेको बेला छोड्ने स्वतन्त्रता छैन भने त्यो नोकरलाई </w:t>
-      </w:r>
-      <w:r>
-        <w:rPr>
-          <w:b/>
-          <w:lang w:val="ne_NP" w:bidi="ne_NP"/>
-        </w:rPr>
-        <w:t>दास</w:t>
-      </w:r>
-      <w:r>
-        <w:rPr>
-          <w:lang w:val="ne_NP" w:bidi="ne_NP"/>
-        </w:rPr>
-        <w:t xml:space="preserve"> भनिन्छ। दास भनेको मालिकको सम्पत्ति हो। मालिकले आफ्नो अन्य सम्पत्ति बेचे जसरी दासलाई अरू कसैलाई बेच्न सक्छ।</w:t>
-      </w:r>
-    </w:p>
-    <w:p>
-      <w:pPr/>
-      <w:r>
-        <w:rPr>
-          <w:lang w:val="ne_NP" w:bidi="ne_NP"/>
-        </w:rPr>
-      </w:r>
-      <w:r>
-        <w:rPr>
-          <w:lang w:val="ne_NP" w:bidi="ne_NP"/>
-        </w:rPr>
-        <w:t>केही मालिकहरूले दासहरूलाई क्रूर व्यवहार गर्थे, तर केहि मालिकहरू दयालु थिए र आफ्ना दासहरूलाई परिवारको हिस्सा जस्तै व्यवहार गर्न सक्थे।</w:t>
-      </w:r>
-    </w:p>
-    <w:p>
-      <w:pPr/>
-      <w:r>
-        <w:rPr>
-          <w:lang w:val="ne_NP" w:bidi="ne_NP"/>
-        </w:rPr>
-      </w:r>
-      <w:r>
-        <w:rPr>
-          <w:lang w:val="ne_NP" w:bidi="ne_NP"/>
-        </w:rPr>
-        <w:t>बाइबलमा नोकर र दासको लागि प्राय: एउटै शब्द हुन्छ। कहिलेकाँही "नोकर" को लागि फरक शब्द प्रयोग गरिन्छ उक्त ब्यक्तिले अरूको सेवा गर्छ तर दास होइन भनेर देखाउन प्रयोग गरिन्छ।</w:t>
-      </w:r>
-      <w:r>
-        <w:rPr>
-          <w:lang w:val="ne_NP" w:bidi="ne_NP"/>
-        </w:rPr>
-      </w:r>
-      <w:r>
-        <w:rPr>
-          <w:lang w:val="ne_NP" w:bidi="ne_NP"/>
-        </w:rPr>
-      </w:r>
-    </w:p>
-    <w:p>
-      <w:pPr/>
-      <w:r>
-        <w:rPr>
-          <w:lang w:val="ne_NP" w:bidi="ne_NP"/>
-        </w:rPr>
-      </w:r>
-    </w:p>
-    <w:p>
-      <w:pPr>
-        <w:pStyle w:val="Heading2"/>
-      </w:pPr>
-      <w:r>
-        <w:rPr>
-          <w:lang w:val="ne_NP" w:bidi="ne_NP"/>
-        </w:rPr>
-        <w:t>दीनार</w:t>
-      </w:r>
-      <w:r>
-        <w:rPr>
-          <w:lang w:val="ne_NP" w:bidi="ne_NP"/>
-        </w:rPr>
-      </w:r>
-    </w:p>
-    <w:p>
-      <w:pPr/>
-      <w:r>
-        <w:rPr>
-          <w:lang w:val="ne_NP" w:bidi="ne_NP"/>
-        </w:rPr>
-      </w:r>
-      <w:r>
-        <w:rPr>
-          <w:lang w:val="ne_NP" w:bidi="ne_NP"/>
-        </w:rPr>
-        <w:t xml:space="preserve">एउटा </w:t>
-      </w:r>
-      <w:r>
-        <w:rPr>
-          <w:b/>
-          <w:lang w:val="ne_NP" w:bidi="ne_NP"/>
-        </w:rPr>
-        <w:t>दिनार</w:t>
-      </w:r>
-      <w:r>
-        <w:rPr>
-          <w:lang w:val="ne_NP" w:bidi="ne_NP"/>
-        </w:rPr>
-        <w:t xml:space="preserve"> भनेको येशूको समयमा पैसाको रूपमा प्रयोग गरिएको रोमीहरूले बनाएको चाँदीको सिक्का हो। प्रत्येक दीनारमा रोमी सम्राटको प्रतिमा थियो। साधारण कामदारले एक दिनमा एक दीनार कमाउन सक्थ्यो।</w:t>
-      </w:r>
-      <w:r>
-        <w:rPr>
-          <w:lang w:val="ne_NP" w:bidi="ne_NP"/>
-        </w:rPr>
-      </w:r>
-      <w:r>
-        <w:rPr>
-          <w:lang w:val="ne_NP" w:bidi="ne_NP"/>
-        </w:rPr>
-      </w:r>
-    </w:p>
-    <w:p>
-      <w:pPr/>
-      <w:r>
-        <w:rPr>
-          <w:lang w:val="ne_NP" w:bidi="ne_NP"/>
-        </w:rPr>
-      </w:r>
-    </w:p>
-    <w:p>
-      <w:pPr>
-        <w:pStyle w:val="Heading2"/>
-      </w:pPr>
-      <w:r>
-        <w:rPr>
-          <w:lang w:val="ne_NP" w:bidi="ne_NP"/>
-        </w:rPr>
-        <w:t>दुष्ट</w:t>
-      </w:r>
-      <w:r>
-        <w:rPr>
-          <w:lang w:val="ne_NP" w:bidi="ne_NP"/>
-        </w:rPr>
-      </w:r>
-    </w:p>
-    <w:p>
-      <w:pPr/>
-      <w:r>
-        <w:rPr>
-          <w:lang w:val="ne_NP" w:bidi="ne_NP"/>
-        </w:rPr>
-      </w:r>
-      <w:r>
-        <w:rPr>
-          <w:b/>
-          <w:lang w:val="ne_NP" w:bidi="ne_NP"/>
-        </w:rPr>
-        <w:t>दुष्ट</w:t>
-      </w:r>
-      <w:r>
-        <w:rPr>
-          <w:lang w:val="ne_NP" w:bidi="ne_NP"/>
-        </w:rPr>
-        <w:t xml:space="preserve"> कुरा असलको विपरीत हो।</w:t>
-      </w:r>
-    </w:p>
-    <w:p>
-      <w:pPr/>
-      <w:r>
-        <w:rPr>
-          <w:lang w:val="ne_NP" w:bidi="ne_NP"/>
-        </w:rPr>
-      </w:r>
-      <w:r>
-        <w:rPr>
-          <w:lang w:val="ne_NP" w:bidi="ne_NP"/>
-        </w:rPr>
-        <w:t>स्वेच्छाले दुष्ट भएको व्यक्तिले अरू मानिसहरूलाई चोट पुर्याउने खराब कामहरू गर्दछ। जब मानिसहरूले परमेश्वरको आज्ञा पालन गर्न छोड्छन तिनीहरूले दुष्ट कामहरू गर्न थाल्छन्।</w:t>
-      </w:r>
-    </w:p>
-    <w:p>
-      <w:pPr/>
-      <w:r>
-        <w:rPr>
-          <w:lang w:val="ne_NP" w:bidi="ne_NP"/>
-        </w:rPr>
-      </w:r>
-      <w:r>
-        <w:rPr>
-          <w:lang w:val="ne_NP" w:bidi="ne_NP"/>
-        </w:rPr>
-        <w:t>किनभने मानिसहरू परमेश्वरको अतिनै अनाज्ञाकारी छन्, त्यसैले हाम्रो हृदय दुष्ट भएको छ भनेर बाइबलले हामीलाई सिकाउँछ। असल कुराहरू गर्ने चाहना राख्नुको सट्टामा हामी खराब कुराहरू गर्न चाहन्छौ। संसारमा युद्ध, गरीबी र अन्याय जस्ता धेरै समस्याहरू मानिसहरूको हृदय भित्रको दुष्टताको कारणले हुन्छन्। रोग र मृत्यु पनि अन्ततः दुष्टको परिणाम हो।</w:t>
-      </w:r>
-    </w:p>
-    <w:p>
-      <w:pPr/>
-      <w:r>
-        <w:rPr>
-          <w:lang w:val="ne_NP" w:bidi="ne_NP"/>
-        </w:rPr>
-      </w:r>
-      <w:r>
-        <w:rPr>
-          <w:lang w:val="ne_NP" w:bidi="ne_NP"/>
-        </w:rPr>
-        <w:t xml:space="preserve">परमेश्वरले दुष्टलाई घृणा गर्नुहुन्छ। परमेश्वरले मात्र दुष्टलाई नष्ट गर्न सक्नुहुन्छ, किनभने परमेश्वर पुरै असल हुनुहुन्छ। जब परमेश्वरले आफ्नो </w:t>
-      </w:r>
-      <w:hyperlink r:id="rId30">
-        <w:r>
-          <w:rPr>
-            <w:lang w:val="ne_NP" w:bidi="ne_NP"/>
-          </w:rPr>
-          <w:rPr>
-            <w:color w:val="0000EE"/>
-            <w:u w:val="single"/>
-          </w:rPr>
-          <w:t>राज्य</w:t>
-        </w:r>
-      </w:hyperlink>
-      <w:r>
-        <w:rPr>
-          <w:lang w:val="ne_NP" w:bidi="ne_NP"/>
-        </w:rPr>
-        <w:t xml:space="preserve"> सदाको लागि स्थापित गर्नुहुनेछ, उहाँले दुष्टलाई सदाको लागि नष्ट गर्नुहुनेछ। परमेश्वरको राज्यमा कुनै पनि दुष्ट कुरा प्रवेश गर्नेछैन। त्यो समय सम्म, परमेश्वरले अझै पनि दुष्टता हुन दिनुहुन्छ। तापनि परमेश्वर सबै दुष्ट भन्दा बढी शक्तिशाली हुनुहुन्छ।</w:t>
-      </w:r>
-      <w:r>
-        <w:rPr>
-          <w:lang w:val="ne_NP" w:bidi="ne_NP"/>
-        </w:rPr>
-      </w:r>
-      <w:r>
-        <w:rPr>
-          <w:lang w:val="ne_NP" w:bidi="ne_NP"/>
-        </w:rPr>
-      </w:r>
-    </w:p>
-    <w:p>
-      <w:pPr/>
-      <w:r>
-        <w:rPr>
-          <w:lang w:val="ne_NP" w:bidi="ne_NP"/>
-        </w:rPr>
-      </w:r>
-    </w:p>
-    <w:p>
-      <w:pPr>
-        <w:pStyle w:val="Heading2"/>
-      </w:pPr>
-      <w:r>
-        <w:rPr>
-          <w:lang w:val="ne_NP" w:bidi="ne_NP"/>
-        </w:rPr>
-        <w:t>दुष्ट आत्मा</w:t>
-      </w:r>
-      <w:r>
-        <w:rPr>
-          <w:lang w:val="ne_NP" w:bidi="ne_NP"/>
-        </w:rPr>
-      </w:r>
-    </w:p>
-    <w:p>
-      <w:pPr/>
-      <w:r>
-        <w:rPr>
-          <w:lang w:val="ne_NP" w:bidi="ne_NP"/>
-        </w:rPr>
-      </w:r>
-      <w:hyperlink r:id="rId36">
-        <w:r>
-          <w:rPr>
-            <w:lang w:val="ne_NP" w:bidi="ne_NP"/>
-          </w:rPr>
-          <w:rPr>
-            <w:color w:val="0000EE"/>
-            <w:u w:val="single"/>
-          </w:rPr>
-          <w:t>भूत</w:t>
-        </w:r>
-      </w:hyperlink>
-      <w:r>
-        <w:rPr>
-          <w:lang w:val="ne_NP" w:bidi="ne_NP"/>
-        </w:rPr>
-        <w:t xml:space="preserve">, </w:t>
-      </w:r>
-      <w:r>
-        <w:rPr>
-          <w:b/>
-          <w:lang w:val="ne_NP" w:bidi="ne_NP"/>
-        </w:rPr>
-        <w:t>दुष्ट आत्माहरू</w:t>
-      </w:r>
-      <w:r>
-        <w:rPr>
-          <w:lang w:val="ne_NP" w:bidi="ne_NP"/>
-        </w:rPr>
-        <w:t xml:space="preserve"> वा </w:t>
-      </w:r>
-      <w:r>
-        <w:rPr>
-          <w:b/>
-          <w:lang w:val="ne_NP" w:bidi="ne_NP"/>
-        </w:rPr>
-        <w:t>अशुद्ध आत्मा</w:t>
-      </w:r>
-      <w:r>
-        <w:rPr>
-          <w:lang w:val="ne_NP" w:bidi="ne_NP"/>
-        </w:rPr>
-        <w:t xml:space="preserve"> यी वाक्यांशहरू सबैले एउटै कुरालाई जनाउँछन्। भूत भनेको परमेश्वरको विरुद्धमा विद्रोह गर्ने आत्मा हो। सबै भूतहरूको अगुवालाई </w:t>
-      </w:r>
-      <w:hyperlink r:id="rId37">
-        <w:r>
-          <w:rPr>
-            <w:lang w:val="ne_NP" w:bidi="ne_NP"/>
-          </w:rPr>
-          <w:rPr>
-            <w:color w:val="0000EE"/>
-            <w:u w:val="single"/>
-          </w:rPr>
-          <w:t>शैतान</w:t>
-        </w:r>
-      </w:hyperlink>
-      <w:r>
-        <w:rPr>
-          <w:lang w:val="ne_NP" w:bidi="ne_NP"/>
-        </w:rPr>
-        <w:t xml:space="preserve">, शैतान वा कहिलेकाँही </w:t>
-      </w:r>
-      <w:hyperlink r:id="rId38">
-        <w:r>
-          <w:rPr>
-            <w:lang w:val="ne_NP" w:bidi="ne_NP"/>
-          </w:rPr>
-          <w:rPr>
-            <w:color w:val="0000EE"/>
-            <w:u w:val="single"/>
-          </w:rPr>
-          <w:t>बालजेबुल</w:t>
-        </w:r>
-      </w:hyperlink>
-      <w:r>
-        <w:rPr>
-          <w:lang w:val="ne_NP" w:bidi="ne_NP"/>
-        </w:rPr>
-        <w:t xml:space="preserve"> भनिन्छ। किनभने परमेश्वरले अस्तित्वमा रहेका सबै कुरा सृजना गर्नुभएको छ, परमेश्वरले यी आत्माहरू पनि सृजना गर्नुभयो। परमेश्वरले तिनीहरूलाई उँहाको काम गर्न असल </w:t>
-      </w:r>
-      <w:r>
-        <w:rPr>
-          <w:b/>
-          <w:lang w:val="ne_NP" w:bidi="ne_NP"/>
-        </w:rPr>
-        <w:t>स्वर्गदूतहरू</w:t>
-      </w:r>
-      <w:r>
-        <w:rPr>
-          <w:lang w:val="ne_NP" w:bidi="ne_NP"/>
-        </w:rPr>
-        <w:t>को रूपमा सृष्टि गर्नुभयो। तर केही स्वर्गदूतहरूले परमेश्वरको विरुद्धमा विद्रोह गरे र तिनीहरू दुष्ट आत्माहरू भए। यी दुष्ट आत्माहरूले मानिसहरूलाई नष्ट गर्न र धोखादिन कोसिस गर्छन्।</w:t>
-      </w:r>
-    </w:p>
-    <w:p>
-      <w:pPr/>
-      <w:r>
-        <w:rPr>
-          <w:lang w:val="ne_NP" w:bidi="ne_NP"/>
-        </w:rPr>
-      </w:r>
-      <w:r>
-        <w:rPr>
-          <w:lang w:val="ne_NP" w:bidi="ne_NP"/>
-        </w:rPr>
-        <w:t xml:space="preserve">भूतहरूले मानिसहरूलाई नियन्त्रणमा लिन सक्छन जसले गर्दा मानिसहरू बिरामी पर्छन वा अनौठो व्यवहार गर्छन्। जब भूतले कुनै व्यक्तिलाई नियन्त्रण गर्छ, हामी त्यो व्यक्तिलाई </w:t>
-      </w:r>
-      <w:r>
-        <w:rPr>
-          <w:b/>
-          <w:lang w:val="ne_NP" w:bidi="ne_NP"/>
-        </w:rPr>
-        <w:t>भूत लागेको</w:t>
-      </w:r>
-      <w:r>
-        <w:rPr>
-          <w:lang w:val="ne_NP" w:bidi="ne_NP"/>
-        </w:rPr>
-        <w:t xml:space="preserve"> हो भनेर भन्छौ। भूत लागेको व्यक्ति बहिरा, गुँगो हुन सक्थे वा छारेरोगको जस्तो आक्रमण हुन सक्थ्यो। त्यो व्यक्ति धेरै हिंसात्मक र कराउने हुन सक्थ्यो। </w:t>
-      </w:r>
-      <w:r>
-        <w:rPr>
-          <w:b/>
-          <w:lang w:val="ne_NP" w:bidi="ne_NP"/>
-        </w:rPr>
-        <w:t>यहूदी</w:t>
-      </w:r>
-      <w:r>
-        <w:rPr>
-          <w:lang w:val="ne_NP" w:bidi="ne_NP"/>
-        </w:rPr>
-        <w:t xml:space="preserve"> मानिसहरूले लामो समय लगाएर गरिने रीति-रिवाज मार्फत मानिसहरूबाट भूतहरू धपाउन प्रयास गरे। तर येशूले पृथ्वीमा हुनुभएको समयमा मानिसहरूबाट धेरै भूतहरू भगाउनुभयो र यो कार्य उहाँले भूतहरूलाई निक्लिजा भनेर आज्ञामात्र गरेर गर्नुभयो। </w:t>
-      </w:r>
-    </w:p>
-    <w:p>
-      <w:pPr/>
-      <w:r>
-        <w:rPr>
-          <w:lang w:val="ne_NP" w:bidi="ne_NP"/>
-        </w:rPr>
-      </w:r>
-      <w:r>
-        <w:rPr>
-          <w:lang w:val="ne_NP" w:bidi="ne_NP"/>
-        </w:rPr>
-        <w:t xml:space="preserve">भूतहरूलाई दुष्ट आत्माहरू पनि भन्न सकिन्छ। यसले तिनीहरूको अभिप्राय </w:t>
-      </w:r>
-      <w:hyperlink r:id="rId39">
-        <w:r>
-          <w:rPr>
-            <w:lang w:val="ne_NP" w:bidi="ne_NP"/>
-          </w:rPr>
-          <w:rPr>
-            <w:color w:val="0000EE"/>
-            <w:u w:val="single"/>
-          </w:rPr>
-          <w:t>दुष्ट</w:t>
-        </w:r>
-      </w:hyperlink>
-      <w:r>
-        <w:rPr>
-          <w:lang w:val="ne_NP" w:bidi="ne_NP"/>
-        </w:rPr>
-        <w:t xml:space="preserve"> छन् भनेर स्पष्ट गर्दछ। कहिलेकाँही तिनीहरूलाई अशुद्ध आत्माहरू भनिन्छ। </w:t>
-      </w:r>
-      <w:r>
-        <w:rPr>
-          <w:b/>
-          <w:lang w:val="ne_NP" w:bidi="ne_NP"/>
-        </w:rPr>
-        <w:t>अशुद्ध</w:t>
-      </w:r>
-      <w:r>
-        <w:rPr>
-          <w:lang w:val="ne_NP" w:bidi="ne_NP"/>
-        </w:rPr>
-        <w:t xml:space="preserve"> भएको कुरा परमेश्वरको सेवाको लागि अयोग्य हुन्छ।</w:t>
-      </w:r>
-    </w:p>
-    <w:p>
-      <w:pPr/>
-      <w:r>
-        <w:rPr>
-          <w:lang w:val="ne_NP" w:bidi="ne_NP"/>
-        </w:rPr>
-      </w:r>
-      <w:r>
-        <w:rPr>
-          <w:b/>
-          <w:lang w:val="ne_NP" w:bidi="ne_NP"/>
-        </w:rPr>
-        <w:t>तपाईं भूतलाई अनुवाद गर्दै हुनुहुन्छ, भने निम्न कुराहरूमा सावधान रहनुहोस्:</w:t>
-      </w:r>
-    </w:p>
-    <w:p>
-      <w:pPr/>
-      <w:r>
-        <w:rPr>
-          <w:lang w:val="ne_NP" w:bidi="ne_NP"/>
-        </w:rPr>
-      </w:r>
-      <w:r>
-        <w:rPr>
-          <w:lang w:val="ne_NP" w:bidi="ne_NP"/>
-        </w:rPr>
-        <w:t xml:space="preserve">भूतहरू मरेका मानिसहरूको आत्माहरू होइनन्, यद्यपि धेरै संस्कृतिहरूमा तिनीहरूले आफू यस्तै हो भनेर नाटक गर्न सक्छन्। यदि तपाईंले मानिसहरूको मृत आत्माहरू भन्ने शब्द प्रयोग गर्नुपर्यो भने सचेत रहनुहोस् कि यी आत्माहरू वास्तवमा मृत मानिसहरूको आत्मा होइनन्, बरु तिनीहरूले यस्तै भएको नाटक मात्र गर्छन् भनेर मानिसहरूले समयमै सिक्नु पर्नेछ। </w:t>
-      </w:r>
-      <w:r>
-        <w:rPr>
-          <w:lang w:val="ne_NP" w:bidi="ne_NP"/>
-        </w:rPr>
-      </w:r>
-      <w:r>
-        <w:rPr>
-          <w:lang w:val="ne_NP" w:bidi="ne_NP"/>
-        </w:rPr>
-      </w:r>
-    </w:p>
-    <w:p>
-      <w:pPr/>
-      <w:r>
-        <w:rPr>
-          <w:lang w:val="ne_NP" w:bidi="ne_NP"/>
-        </w:rPr>
-      </w:r>
-    </w:p>
-    <w:p>
-      <w:pPr>
-        <w:pStyle w:val="Heading2"/>
-      </w:pPr>
-      <w:r>
-        <w:rPr>
-          <w:lang w:val="ne_NP" w:bidi="ne_NP"/>
-        </w:rPr>
-        <w:t>दुष्टता</w:t>
-      </w:r>
-      <w:r>
-        <w:rPr>
-          <w:lang w:val="ne_NP" w:bidi="ne_NP"/>
-        </w:rPr>
-      </w:r>
-    </w:p>
-    <w:p>
-      <w:pPr/>
-      <w:r>
-        <w:rPr>
-          <w:lang w:val="ne_NP" w:bidi="ne_NP"/>
-        </w:rPr>
-      </w:r>
-      <w:r>
-        <w:rPr>
-          <w:b/>
-          <w:lang w:val="ne_NP" w:bidi="ne_NP"/>
-        </w:rPr>
-        <w:t>दुष्टताको</w:t>
-      </w:r>
-      <w:r>
-        <w:rPr>
-          <w:lang w:val="ne_NP" w:bidi="ne_NP"/>
-        </w:rPr>
-        <w:t xml:space="preserve"> अर्थ खराब हो। दुष्ट कुरा असलको विपरीत हो।</w:t>
-      </w:r>
-    </w:p>
-    <w:p>
-      <w:pPr/>
-      <w:r>
-        <w:rPr>
-          <w:lang w:val="ne_NP" w:bidi="ne_NP"/>
-        </w:rPr>
-      </w:r>
-      <w:r>
-        <w:rPr>
-          <w:lang w:val="ne_NP" w:bidi="ne_NP"/>
-        </w:rPr>
-        <w:t xml:space="preserve">दुष्ट वा दुष्ट व्यक्तिले स्वेच्छाले अरू मानिसहरूलाई चोट पुर्याउन नराम्रो कामहरू गर्दछ। जब मानिसहरूले </w:t>
-      </w:r>
-      <w:hyperlink r:id="rId16">
-        <w:r>
-          <w:rPr>
-            <w:lang w:val="ne_NP" w:bidi="ne_NP"/>
-          </w:rPr>
-          <w:rPr>
-            <w:color w:val="0000EE"/>
-            <w:u w:val="single"/>
-          </w:rPr>
-          <w:t>परमेश्वरको</w:t>
-        </w:r>
-      </w:hyperlink>
-      <w:r>
-        <w:rPr>
-          <w:lang w:val="ne_NP" w:bidi="ne_NP"/>
-        </w:rPr>
-        <w:t xml:space="preserve"> आज्ञा पालन गर्न छोड्छन् तब तिनीहरूले दुष्ट कामहरू गर्न थाल्छन्।</w:t>
-      </w:r>
-    </w:p>
-    <w:p>
-      <w:pPr/>
-      <w:r>
-        <w:rPr>
-          <w:lang w:val="ne_NP" w:bidi="ne_NP"/>
-        </w:rPr>
-      </w:r>
-      <w:r>
-        <w:rPr>
-          <w:lang w:val="ne_NP" w:bidi="ne_NP"/>
-        </w:rPr>
-        <w:t>किनभने मानिसहरू परमेश्वरको अतिनै अनाज्ञाकारी छन्, त्यसैले हाम्रो हृदय दुष्ट भएको छ भनेर बाइबलले हामीलाई सिकाउँछ। असल कुराहरू गर्ने चाहना राख्नुको सट्टामा हामी खराब कुराहरू गर्न चाहन्छौ। युद्ध, गरीबी र अन्याय जस्ता संसारका धेरै समस्याहरू मानिसहरूको हृदयमा भएको दुष्टताको कारणले हुन्छन्। रोग र मृत्यु पनि अन्ततः दुष्टको परिणाम हो।</w:t>
-      </w:r>
-    </w:p>
-    <w:p>
-      <w:pPr/>
-      <w:r>
-        <w:rPr>
-          <w:lang w:val="ne_NP" w:bidi="ne_NP"/>
-        </w:rPr>
-      </w:r>
-      <w:r>
-        <w:rPr>
-          <w:lang w:val="ne_NP" w:bidi="ne_NP"/>
-        </w:rPr>
-        <w:t>परमेश्वरले दुष्टलाई घृणा गर्नुहुन्छ। जब परमेश्वरले आफ्नो राज्यलाई सदाको लागि स्थापित गर्नुहुनेछ तब उहाँले दुष्टलाई नष्ट गर्नुहुनेछ। परमेश्वरको राज्यमा कुनै पनि दुष्ट कुरा प्रवेश गर्नेछैन। त्यो समय नआए सम्म, परमेश्वरले अझै दुष्टता हुन दिनुहुन्छ। उहाँले किन यसलाई अनुमति दिनुहुन्छ यो ख्रीष्टियानहरूका लागि सबैभन्दा कठिन प्रश्न हो!</w:t>
-      </w:r>
-      <w:r>
-        <w:rPr>
-          <w:lang w:val="ne_NP" w:bidi="ne_NP"/>
-        </w:rPr>
-      </w:r>
-      <w:r>
-        <w:rPr>
-          <w:lang w:val="ne_NP" w:bidi="ne_NP"/>
-        </w:rPr>
-      </w:r>
-    </w:p>
-    <w:p>
-      <w:pPr/>
-      <w:r>
-        <w:rPr>
-          <w:lang w:val="ne_NP" w:bidi="ne_NP"/>
-        </w:rPr>
-      </w:r>
-    </w:p>
-    <w:p>
-      <w:pPr>
-        <w:pStyle w:val="Heading2"/>
-      </w:pPr>
-      <w:r>
-        <w:rPr>
-          <w:lang w:val="ne_NP" w:bidi="ne_NP"/>
-        </w:rPr>
-        <w:t>दृष्टान्त</w:t>
-      </w:r>
-      <w:r>
-        <w:rPr>
-          <w:lang w:val="ne_NP" w:bidi="ne_NP"/>
-        </w:rPr>
-      </w:r>
-    </w:p>
-    <w:p>
-      <w:pPr/>
-      <w:r>
-        <w:rPr>
-          <w:lang w:val="ne_NP" w:bidi="ne_NP"/>
-        </w:rPr>
-      </w:r>
-      <w:r>
-        <w:rPr>
-          <w:b/>
-          <w:lang w:val="ne_NP" w:bidi="ne_NP"/>
-        </w:rPr>
-        <w:t>दृष्टान्त</w:t>
-      </w:r>
-      <w:r>
-        <w:rPr>
-          <w:lang w:val="ne_NP" w:bidi="ne_NP"/>
-        </w:rPr>
-        <w:t xml:space="preserve"> अझ गहिरो अर्थ भएको कथा हो। येशूले धेरै दृष्टान्तहरू भन्नुभयो। यी कथाहरूमा, येशूले आफ्नो वरिपरिका मानिसहरूमा धेरै परिचित पात्रहरू र परिस्थितिहरू प्रयोग गर्नुभयो। येशूको श्रोताहरूको लागि यी कथाहरूको अन्त्य प्राय: एकदम आश्चर्यजनक र कहिलेकाँही स्तब्ध पार्ने खालको थियो। कथामार्फत येशूले मानिसहरूलाई परमेश्वरको बारेमा र </w:t>
-      </w:r>
-      <w:hyperlink r:id="rId35">
-        <w:r>
-          <w:rPr>
-            <w:lang w:val="ne_NP" w:bidi="ne_NP"/>
-          </w:rPr>
-          <w:rPr>
-            <w:color w:val="0000EE"/>
-            <w:u w:val="single"/>
-          </w:rPr>
-          <w:t>परमेश्वरको राज्यमा</w:t>
-        </w:r>
-      </w:hyperlink>
-      <w:r>
-        <w:rPr>
-          <w:lang w:val="ne_NP" w:bidi="ne_NP"/>
-        </w:rPr>
-        <w:t xml:space="preserve"> कसरी काम हुन्छ भनेर भन्नुभयो। यी कथाहरू बताएर, येशूले मानिसहरूको सोच र व्यवहार परिवर्तन गर्न चाहनुहुन्छ। मानिसहरूले दृष्टान्तहरू बुझ्न अतिनै ध्यानपूर्वक सुन्न आवश्यक थियो। येशूमा भरोसा गर्ने मानिसहरूले मात्र यी दृष्टान्तहरू पक्कारुपले बुझ्न सक्थे। अन्य मानिसहरूका लागि दृष्टान्तहरू केवल कथाहरू मात्र थिए, जसको अर्थ केही थिएन। कहिलेकाँही येशूले आफ्ना </w:t>
-      </w:r>
-      <w:r>
-        <w:rPr>
-          <w:b/>
-          <w:lang w:val="ne_NP" w:bidi="ne_NP"/>
-        </w:rPr>
-        <w:t>चेलाहरूलाई</w:t>
-      </w:r>
-      <w:r>
-        <w:rPr>
-          <w:lang w:val="ne_NP" w:bidi="ne_NP"/>
-        </w:rPr>
-        <w:t xml:space="preserve"> एकान्तमा दृष्टान्तको अर्थ खोलिदिनु भयो।</w:t>
-      </w:r>
-    </w:p>
-    <w:p>
-      <w:pPr/>
-      <w:r>
-        <w:rPr>
-          <w:lang w:val="ne_NP" w:bidi="ne_NP"/>
-        </w:rPr>
-      </w:r>
-      <w:r>
-        <w:rPr>
-          <w:lang w:val="ne_NP" w:bidi="ne_NP"/>
-        </w:rPr>
-        <w:t xml:space="preserve">पुरानो नियममा, परमेश्वरको सन्देशहरू दिने </w:t>
-      </w:r>
-      <w:r>
-        <w:rPr>
-          <w:b/>
-          <w:lang w:val="ne_NP" w:bidi="ne_NP"/>
-        </w:rPr>
-        <w:t>अगमवक्ताहरूले</w:t>
-      </w:r>
-      <w:r>
-        <w:rPr>
-          <w:lang w:val="ne_NP" w:bidi="ne_NP"/>
-        </w:rPr>
-        <w:t xml:space="preserve"> पनि कहिलेकाँही मानिसहरूलाई परमेश्वरको बारेमा सिकाउन दृष्टान्तहरू भन्थे।</w:t>
-      </w:r>
-      <w:r>
-        <w:rPr>
-          <w:lang w:val="ne_NP" w:bidi="ne_NP"/>
-        </w:rPr>
-      </w:r>
-      <w:r>
-        <w:rPr>
-          <w:lang w:val="ne_NP" w:bidi="ne_NP"/>
-        </w:rPr>
-      </w:r>
-    </w:p>
-    <w:p>
-      <w:pPr/>
-      <w:r>
-        <w:rPr>
-          <w:lang w:val="ne_NP" w:bidi="ne_NP"/>
-        </w:rPr>
-      </w:r>
-    </w:p>
-    <w:p>
-      <w:pPr>
-        <w:pStyle w:val="Heading2"/>
-      </w:pPr>
-      <w:r>
-        <w:rPr>
-          <w:lang w:val="ne_NP" w:bidi="ne_NP"/>
-        </w:rPr>
-        <w:t>देवताहरू</w:t>
-      </w:r>
-      <w:r>
-        <w:rPr>
-          <w:lang w:val="ne_NP" w:bidi="ne_NP"/>
-        </w:rPr>
-      </w:r>
-    </w:p>
-    <w:p>
-      <w:pPr/>
-      <w:r>
-        <w:rPr>
-          <w:lang w:val="ne_NP" w:bidi="ne_NP"/>
-        </w:rPr>
-      </w:r>
-      <w:r>
-        <w:rPr>
-          <w:lang w:val="ne_NP" w:bidi="ne_NP"/>
-        </w:rPr>
-        <w:t xml:space="preserve">बाइबलमा </w:t>
-      </w:r>
-      <w:hyperlink r:id="rId16">
-        <w:r>
-          <w:rPr>
-            <w:lang w:val="ne_NP" w:bidi="ne_NP"/>
-          </w:rPr>
-          <w:rPr>
-            <w:color w:val="0000EE"/>
-            <w:u w:val="single"/>
-          </w:rPr>
-          <w:t>परमेश्वरले</w:t>
-        </w:r>
-      </w:hyperlink>
-      <w:r>
-        <w:rPr>
-          <w:lang w:val="ne_NP" w:bidi="ne_NP"/>
-        </w:rPr>
-        <w:t xml:space="preserve"> सबै कुरा सिर्जना गर्ने परमेश्वर र सबैभन्दा शक्तिशाली आत्मिक प्राणी </w:t>
-      </w:r>
-      <w:hyperlink r:id="rId40">
-        <w:r>
-          <w:rPr>
-            <w:lang w:val="ne_NP" w:bidi="ne_NP"/>
-          </w:rPr>
-          <w:rPr>
-            <w:color w:val="0000EE"/>
-            <w:u w:val="single"/>
-          </w:rPr>
-          <w:t>परमप्रभु</w:t>
-        </w:r>
-      </w:hyperlink>
-      <w:r>
-        <w:rPr>
-          <w:lang w:val="ne_NP" w:bidi="ne_NP"/>
-        </w:rPr>
-        <w:t xml:space="preserve">लाई जनाउँनुहुन्छ। उहाँ </w:t>
-      </w:r>
-      <w:hyperlink r:id="rId41">
-        <w:r>
-          <w:rPr>
-            <w:lang w:val="ne_NP" w:bidi="ne_NP"/>
-          </w:rPr>
-          <w:rPr>
-            <w:color w:val="0000EE"/>
-            <w:u w:val="single"/>
-          </w:rPr>
-          <w:t>अब्राहाम</w:t>
-        </w:r>
-      </w:hyperlink>
+        <w:t>अब्राहाम</w:t>
+      </w:r>
       <w:r>
         <w:rPr>
           <w:lang w:val="ne_NP" w:bidi="ne_NP"/>
